--- a/Group050_A1_submission/Group050_EDA_revised_with_page_numbers_副本.docx
+++ b/Group050_A1_submission/Group050_EDA_revised_with_page_numbers_副本.docx
@@ -3903,7 +3903,7 @@
           <w:sz w:val="20"/>
           <w:szCs w:val="20"/>
         </w:rPr>
-        <w:t xml:space="preserve">one order-delivery pair; n=5,000. Join: </w:t>
+        <w:t xml:space="preserve">one order-delivery pair; n=5000. Join: </w:t>
       </w:r>
       <w:proofErr w:type="spellStart"/>
       <w:proofErr w:type="gramStart"/>

--- a/Group050_A1_submission/Group050_EDA_revised_with_page_numbers_副本.docx
+++ b/Group050_A1_submission/Group050_EDA_revised_with_page_numbers_副本.docx
@@ -2,11 +2,31 @@
 <file path=word/document.xml><?xml version="1.0" encoding="utf-8"?>
 <w:document xmlns:wpc="http://schemas.microsoft.com/office/word/2010/wordprocessingCanvas" xmlns:cx="http://schemas.microsoft.com/office/drawing/2014/chartex" xmlns:cx1="http://schemas.microsoft.com/office/drawing/2015/9/8/chartex" xmlns:cx2="http://schemas.microsoft.com/office/drawing/2015/10/21/chartex" xmlns:cx3="http://schemas.microsoft.com/office/drawing/2016/5/9/chartex" xmlns:cx4="http://schemas.microsoft.com/office/drawing/2016/5/10/chartex" xmlns:cx5="http://schemas.microsoft.com/office/drawing/2016/5/11/chartex" xmlns:cx6="http://schemas.microsoft.com/office/drawing/2016/5/12/chartex" xmlns:cx7="http://schemas.microsoft.com/office/drawing/2016/5/13/chartex" xmlns:cx8="http://schemas.microsoft.com/office/drawing/2016/5/14/chartex" xmlns:mc="http://schemas.openxmlformats.org/markup-compatibility/2006" xmlns:m="http://schemas.openxmlformats.org/officeDocument/2006/math" xmlns:aink="http://schemas.microsoft.com/office/drawing/2016/ink" xmlns:am3d="http://schemas.microsoft.com/office/drawing/2017/model3d" xmlns:oel="http://schemas.microsoft.com/office/2019/extlst" xmlns:r="http://schemas.openxmlformats.org/officeDocument/2006/relationships" xmlns:wp14="http://schemas.microsoft.com/office/word/2010/wordprocessingDrawing" xmlns:wp="http://schemas.openxmlformats.org/drawingml/2006/wordprocessingDrawing" xmlns:wpg="http://schemas.microsoft.com/office/word/2010/wordprocessingGroup" xmlns:wpi="http://schemas.microsoft.com/office/word/2010/wordprocessingInk" xmlns:wps="http://schemas.microsoft.com/office/word/2010/wordprocessingShape" xmlns:o="urn:schemas-microsoft-com:office:office" xmlns:v="urn:schemas-microsoft-com:vml" xmlns:w10="urn:schemas-microsoft-com:office:word" xmlns:w="http://schemas.openxmlformats.org/wordprocessingml/2006/main" xmlns:w14="http://schemas.microsoft.com/office/word/2010/wordml" xmlns:w15="http://schemas.microsoft.com/office/word/2012/wordml" xmlns:w16cei="http://schemas.microsoft.com/office/word/2026/wordml/cei" xmlns:w16cex="http://schemas.microsoft.com/office/word/2018/wordml/cex" xmlns:w16cid="http://schemas.microsoft.com/office/word/2016/wordml/cid" xmlns:w16="http://schemas.microsoft.com/office/word/2018/wordml" xmlns:w16sdtdh="http://schemas.microsoft.com/office/word/2020/wordml/sdtdatahash" xmlns:w16sdtfl="http://schemas.microsoft.com/office/word/2024/wordml/sdtformatlock" xmlns:w16se="http://schemas.microsoft.com/office/word/2015/wordml/symex" xmlns:w16du="http://schemas.microsoft.com/office/word/2023/wordml/word16du" xmlns:wne="http://schemas.microsoft.com/office/word/2006/wordml" mc:Ignorable="w14 w15 w16se w16cid w16 w16cex w16sdtdh w16sdtfl w16du wp14">
   <w:body>
-    <w:p/>
-    <w:p/>
-    <w:p/>
-    <w:p/>
-    <w:p/>
+    <w:p>
+      <w:pPr>
+        <w:jc w:val="both"/>
+      </w:pPr>
+    </w:p>
+    <w:p>
+      <w:pPr>
+        <w:jc w:val="both"/>
+      </w:pPr>
+    </w:p>
+    <w:p>
+      <w:pPr>
+        <w:jc w:val="both"/>
+      </w:pPr>
+    </w:p>
+    <w:p>
+      <w:pPr>
+        <w:jc w:val="both"/>
+      </w:pPr>
+    </w:p>
+    <w:p>
+      <w:pPr>
+        <w:jc w:val="both"/>
+      </w:pPr>
+    </w:p>
     <w:p>
       <w:pPr>
         <w:spacing w:after="360"/>
@@ -178,6 +198,7 @@
     </w:p>
     <w:p>
       <w:pPr>
+        <w:jc w:val="both"/>
         <w:rPr>
           <w:lang w:val="en-US"/>
         </w:rPr>
@@ -195,6 +216,7 @@
     <w:p>
       <w:pPr>
         <w:pStyle w:val="TOCHeading"/>
+        <w:jc w:val="both"/>
       </w:pPr>
       <w:bookmarkStart w:id="0" w:name="_Toc239623827"/>
       <w:r>
@@ -209,6 +231,7 @@
         <w:tabs>
           <w:tab w:val="right" w:pos="9742"/>
         </w:tabs>
+        <w:jc w:val="both"/>
         <w:rPr>
           <w:rFonts w:asciiTheme="minorHAnsi" w:eastAsiaTheme="minorEastAsia" w:hAnsiTheme="minorHAnsi" w:cstheme="minorBidi"/>
           <w:b w:val="0"/>
@@ -301,6 +324,7 @@
         <w:tabs>
           <w:tab w:val="right" w:pos="9742"/>
         </w:tabs>
+        <w:jc w:val="both"/>
         <w:rPr>
           <w:rFonts w:asciiTheme="minorHAnsi" w:eastAsiaTheme="minorEastAsia" w:hAnsiTheme="minorHAnsi" w:cstheme="minorBidi"/>
           <w:b w:val="0"/>
@@ -375,6 +399,7 @@
         <w:tabs>
           <w:tab w:val="right" w:pos="9742"/>
         </w:tabs>
+        <w:jc w:val="both"/>
         <w:rPr>
           <w:rFonts w:asciiTheme="minorHAnsi" w:eastAsiaTheme="minorEastAsia" w:hAnsiTheme="minorHAnsi" w:cstheme="minorBidi"/>
           <w:b w:val="0"/>
@@ -449,6 +474,7 @@
         <w:tabs>
           <w:tab w:val="right" w:pos="9742"/>
         </w:tabs>
+        <w:jc w:val="both"/>
         <w:rPr>
           <w:rFonts w:asciiTheme="minorHAnsi" w:eastAsiaTheme="minorEastAsia" w:hAnsiTheme="minorHAnsi" w:cstheme="minorBidi"/>
           <w:b w:val="0"/>
@@ -523,6 +549,7 @@
         <w:tabs>
           <w:tab w:val="right" w:pos="9742"/>
         </w:tabs>
+        <w:jc w:val="both"/>
         <w:rPr>
           <w:rFonts w:asciiTheme="minorHAnsi" w:eastAsiaTheme="minorEastAsia" w:hAnsiTheme="minorHAnsi" w:cstheme="minorBidi"/>
           <w:b w:val="0"/>
@@ -597,6 +624,7 @@
         <w:tabs>
           <w:tab w:val="right" w:pos="9742"/>
         </w:tabs>
+        <w:jc w:val="both"/>
         <w:rPr>
           <w:rFonts w:asciiTheme="minorHAnsi" w:eastAsiaTheme="minorEastAsia" w:hAnsiTheme="minorHAnsi" w:cstheme="minorBidi"/>
           <w:b w:val="0"/>
@@ -671,6 +699,7 @@
         <w:tabs>
           <w:tab w:val="right" w:pos="9742"/>
         </w:tabs>
+        <w:jc w:val="both"/>
         <w:rPr>
           <w:rFonts w:asciiTheme="minorHAnsi" w:eastAsiaTheme="minorEastAsia" w:hAnsiTheme="minorHAnsi" w:cstheme="minorBidi"/>
           <w:b w:val="0"/>
@@ -745,6 +774,7 @@
         <w:tabs>
           <w:tab w:val="right" w:pos="9742"/>
         </w:tabs>
+        <w:jc w:val="both"/>
         <w:rPr>
           <w:rFonts w:asciiTheme="minorHAnsi" w:eastAsiaTheme="minorEastAsia" w:hAnsiTheme="minorHAnsi" w:cstheme="minorBidi"/>
           <w:b w:val="0"/>
@@ -815,6 +845,7 @@
     </w:p>
     <w:p>
       <w:pPr>
+        <w:jc w:val="both"/>
         <w:rPr>
           <w:lang w:val="en-US" w:eastAsia="en-US"/>
         </w:rPr>
@@ -829,6 +860,7 @@
     </w:p>
     <w:p>
       <w:pPr>
+        <w:jc w:val="both"/>
         <w:rPr>
           <w:sz w:val="22"/>
         </w:rPr>
@@ -836,6 +868,7 @@
     </w:p>
     <w:p>
       <w:pPr>
+        <w:jc w:val="both"/>
         <w:rPr>
           <w:lang w:val="en-US"/>
         </w:rPr>
@@ -853,6 +886,7 @@
       <w:pPr>
         <w:pStyle w:val="Heading1"/>
         <w:spacing w:after="120"/>
+        <w:jc w:val="both"/>
       </w:pPr>
       <w:bookmarkStart w:id="1" w:name="_Toc239623828"/>
       <w:bookmarkStart w:id="2" w:name="_Toc239766919"/>
@@ -869,6 +903,9 @@
     </w:p>
     <w:bookmarkEnd w:id="3"/>
     <w:p>
+      <w:pPr>
+        <w:jc w:val="both"/>
+      </w:pPr>
       <w:r>
         <w:t>Group050 integrated two historical exports from different operational systems used by a Melbourne technology retailer: a nested JSON commerce source and an XML operations source. Together, the sources describe customers, products, transactions, deliveries and customer reviews. After within- and cross-source reconciliation, the data were organised into six analysis-ready relational tables while preserving their intended entity grains. The canonical orders span the 2018 calendar year, with linked fulfilment and review activity occurring subsequently where applicable. The submitted tables contain 5000 completed orders, 15711 order items, 500 customers, 5000 deliveries, 1000 products and 7000 reviews. The EDA examines order value, customer segmentation, temporal revenue, delivery performance and review behaviour</w:t>
       </w:r>
@@ -928,7 +965,7 @@
           </w:tcPr>
           <w:p>
             <w:pPr>
-              <w:jc w:val="center"/>
+              <w:jc w:val="both"/>
             </w:pPr>
             <w:r>
               <w:rPr>
@@ -946,7 +983,7 @@
           </w:tcPr>
           <w:p>
             <w:pPr>
-              <w:jc w:val="center"/>
+              <w:jc w:val="both"/>
             </w:pPr>
             <w:r>
               <w:rPr>
@@ -964,7 +1001,7 @@
           </w:tcPr>
           <w:p>
             <w:pPr>
-              <w:jc w:val="center"/>
+              <w:jc w:val="both"/>
             </w:pPr>
             <w:r>
               <w:rPr>
@@ -982,7 +1019,7 @@
           </w:tcPr>
           <w:p>
             <w:pPr>
-              <w:jc w:val="center"/>
+              <w:jc w:val="both"/>
             </w:pPr>
             <w:r>
               <w:rPr>
@@ -1000,7 +1037,7 @@
           </w:tcPr>
           <w:p>
             <w:pPr>
-              <w:jc w:val="center"/>
+              <w:jc w:val="both"/>
             </w:pPr>
             <w:r>
               <w:rPr>
@@ -1018,7 +1055,7 @@
           </w:tcPr>
           <w:p>
             <w:pPr>
-              <w:jc w:val="center"/>
+              <w:jc w:val="both"/>
             </w:pPr>
             <w:r>
               <w:rPr>
@@ -1038,7 +1075,7 @@
           </w:tcPr>
           <w:p>
             <w:pPr>
-              <w:jc w:val="center"/>
+              <w:jc w:val="both"/>
             </w:pPr>
             <w:r>
               <w:rPr>
@@ -1055,7 +1092,7 @@
           </w:tcPr>
           <w:p>
             <w:pPr>
-              <w:jc w:val="center"/>
+              <w:jc w:val="both"/>
             </w:pPr>
             <w:r>
               <w:rPr>
@@ -1072,7 +1109,7 @@
           </w:tcPr>
           <w:p>
             <w:pPr>
-              <w:jc w:val="center"/>
+              <w:jc w:val="both"/>
             </w:pPr>
             <w:r>
               <w:rPr>
@@ -1089,7 +1126,7 @@
           </w:tcPr>
           <w:p>
             <w:pPr>
-              <w:jc w:val="center"/>
+              <w:jc w:val="both"/>
             </w:pPr>
             <w:r>
               <w:rPr>
@@ -1106,7 +1143,7 @@
           </w:tcPr>
           <w:p>
             <w:pPr>
-              <w:jc w:val="center"/>
+              <w:jc w:val="both"/>
             </w:pPr>
             <w:r>
               <w:rPr>
@@ -1123,7 +1160,7 @@
           </w:tcPr>
           <w:p>
             <w:pPr>
-              <w:jc w:val="center"/>
+              <w:jc w:val="both"/>
             </w:pPr>
             <w:r>
               <w:rPr>
@@ -1138,16 +1175,19 @@
     <w:p>
       <w:pPr>
         <w:pStyle w:val="NormalWeb"/>
+        <w:jc w:val="both"/>
       </w:pPr>
     </w:p>
     <w:p>
       <w:pPr>
         <w:pStyle w:val="NormalWeb"/>
+        <w:jc w:val="both"/>
       </w:pPr>
     </w:p>
     <w:p>
       <w:pPr>
         <w:pStyle w:val="NormalWeb"/>
+        <w:jc w:val="both"/>
       </w:pPr>
       <w:r>
         <w:rPr>
@@ -1207,61 +1247,73 @@
     <w:p>
       <w:pPr>
         <w:pStyle w:val="NormalWeb"/>
+        <w:jc w:val="both"/>
       </w:pPr>
     </w:p>
     <w:p>
       <w:pPr>
         <w:pStyle w:val="NormalWeb"/>
+        <w:jc w:val="both"/>
       </w:pPr>
     </w:p>
     <w:p>
       <w:pPr>
         <w:pStyle w:val="NormalWeb"/>
+        <w:jc w:val="both"/>
       </w:pPr>
     </w:p>
     <w:p>
       <w:pPr>
         <w:pStyle w:val="NormalWeb"/>
+        <w:jc w:val="both"/>
       </w:pPr>
     </w:p>
     <w:p>
       <w:pPr>
         <w:pStyle w:val="NormalWeb"/>
+        <w:jc w:val="both"/>
       </w:pPr>
     </w:p>
     <w:p>
       <w:pPr>
         <w:pStyle w:val="NormalWeb"/>
+        <w:jc w:val="both"/>
       </w:pPr>
     </w:p>
     <w:p>
       <w:pPr>
         <w:pStyle w:val="NormalWeb"/>
+        <w:jc w:val="both"/>
       </w:pPr>
     </w:p>
     <w:p>
       <w:pPr>
         <w:pStyle w:val="NormalWeb"/>
+        <w:jc w:val="both"/>
       </w:pPr>
     </w:p>
     <w:p>
       <w:pPr>
         <w:pStyle w:val="NormalWeb"/>
+        <w:jc w:val="both"/>
       </w:pPr>
     </w:p>
     <w:p>
       <w:pPr>
         <w:pStyle w:val="NormalWeb"/>
+        <w:jc w:val="both"/>
       </w:pPr>
     </w:p>
     <w:p>
       <w:pPr>
         <w:pStyle w:val="NormalWeb"/>
+        <w:jc w:val="both"/>
       </w:pPr>
     </w:p>
     <w:p>
       <w:pPr>
         <w:pStyle w:val="NormalWeb"/>
+        <w:jc w:val="both"/>
         <w:rPr>
           <w:lang w:val="en-US"/>
         </w:rPr>
@@ -1274,6 +1326,9 @@
       </w:r>
     </w:p>
     <w:p>
+      <w:pPr>
+        <w:jc w:val="both"/>
+      </w:pPr>
       <w:r>
         <w:t>Table 1</w:t>
       </w:r>
@@ -1452,10 +1507,15 @@
         <w:t xml:space="preserve"> as its primary key and contains four foreign keys linking each review to its corresponding order, order item, product and customer. The arrows show each foreign key pointing to the primary key of its parent table. All eight required foreign-key relationships were validated successfully, with no orphan keys detected.</w:t>
       </w:r>
     </w:p>
-    <w:p/>
+    <w:p>
+      <w:pPr>
+        <w:jc w:val="both"/>
+      </w:pPr>
+    </w:p>
     <w:p>
       <w:pPr>
         <w:pStyle w:val="Heading1"/>
+        <w:jc w:val="both"/>
       </w:pPr>
       <w:bookmarkStart w:id="4" w:name="_Toc239623829"/>
       <w:bookmarkStart w:id="5" w:name="_Toc239766920"/>
@@ -1470,6 +1530,7 @@
     </w:p>
     <w:p>
       <w:pPr>
+        <w:jc w:val="both"/>
         <w:rPr>
           <w:b/>
           <w:bCs/>
@@ -1521,6 +1582,7 @@
     </w:p>
     <w:p>
       <w:pPr>
+        <w:jc w:val="both"/>
         <w:rPr>
           <w:lang w:val="en-US" w:eastAsia="en-US"/>
         </w:rPr>
@@ -1530,6 +1592,7 @@
       <w:pPr>
         <w:pStyle w:val="Heading2"/>
         <w:spacing w:before="80"/>
+        <w:jc w:val="both"/>
         <w:rPr>
           <w:sz w:val="24"/>
           <w:szCs w:val="24"/>
@@ -1580,7 +1643,7 @@
           </w:tcPr>
           <w:p>
             <w:pPr>
-              <w:jc w:val="center"/>
+              <w:jc w:val="both"/>
               <w:rPr>
                 <w:sz w:val="20"/>
                 <w:szCs w:val="20"/>
@@ -1604,7 +1667,7 @@
           </w:tcPr>
           <w:p>
             <w:pPr>
-              <w:jc w:val="center"/>
+              <w:jc w:val="both"/>
               <w:rPr>
                 <w:sz w:val="20"/>
                 <w:szCs w:val="20"/>
@@ -1628,7 +1691,7 @@
           </w:tcPr>
           <w:p>
             <w:pPr>
-              <w:jc w:val="center"/>
+              <w:jc w:val="both"/>
               <w:rPr>
                 <w:sz w:val="20"/>
                 <w:szCs w:val="20"/>
@@ -1653,6 +1716,7 @@
           </w:tcPr>
           <w:p>
             <w:pPr>
+              <w:jc w:val="both"/>
               <w:rPr>
                 <w:sz w:val="20"/>
                 <w:szCs w:val="20"/>
@@ -1674,6 +1738,7 @@
           </w:tcPr>
           <w:p>
             <w:pPr>
+              <w:jc w:val="both"/>
               <w:rPr>
                 <w:sz w:val="20"/>
                 <w:szCs w:val="20"/>
@@ -1695,6 +1760,7 @@
           </w:tcPr>
           <w:p>
             <w:pPr>
+              <w:jc w:val="both"/>
               <w:rPr>
                 <w:sz w:val="20"/>
                 <w:szCs w:val="20"/>
@@ -1718,6 +1784,7 @@
           </w:tcPr>
           <w:p>
             <w:pPr>
+              <w:jc w:val="both"/>
               <w:rPr>
                 <w:sz w:val="20"/>
                 <w:szCs w:val="20"/>
@@ -1739,6 +1806,7 @@
           </w:tcPr>
           <w:p>
             <w:pPr>
+              <w:jc w:val="both"/>
               <w:rPr>
                 <w:sz w:val="20"/>
                 <w:szCs w:val="20"/>
@@ -1760,6 +1828,7 @@
           </w:tcPr>
           <w:p>
             <w:pPr>
+              <w:jc w:val="both"/>
               <w:rPr>
                 <w:sz w:val="20"/>
                 <w:szCs w:val="20"/>
@@ -1783,6 +1852,7 @@
           </w:tcPr>
           <w:p>
             <w:pPr>
+              <w:jc w:val="both"/>
               <w:rPr>
                 <w:sz w:val="20"/>
                 <w:szCs w:val="20"/>
@@ -1804,6 +1874,7 @@
           </w:tcPr>
           <w:p>
             <w:pPr>
+              <w:jc w:val="both"/>
               <w:rPr>
                 <w:sz w:val="20"/>
                 <w:szCs w:val="20"/>
@@ -1825,6 +1896,7 @@
           </w:tcPr>
           <w:p>
             <w:pPr>
+              <w:jc w:val="both"/>
               <w:rPr>
                 <w:sz w:val="20"/>
                 <w:szCs w:val="20"/>
@@ -1848,6 +1920,7 @@
           </w:tcPr>
           <w:p>
             <w:pPr>
+              <w:jc w:val="both"/>
               <w:rPr>
                 <w:sz w:val="20"/>
                 <w:szCs w:val="20"/>
@@ -1869,6 +1942,7 @@
           </w:tcPr>
           <w:p>
             <w:pPr>
+              <w:jc w:val="both"/>
               <w:rPr>
                 <w:sz w:val="20"/>
                 <w:szCs w:val="20"/>
@@ -1890,6 +1964,7 @@
           </w:tcPr>
           <w:p>
             <w:pPr>
+              <w:jc w:val="both"/>
               <w:rPr>
                 <w:sz w:val="20"/>
                 <w:szCs w:val="20"/>
@@ -1913,6 +1988,7 @@
           </w:tcPr>
           <w:p>
             <w:pPr>
+              <w:jc w:val="both"/>
               <w:rPr>
                 <w:sz w:val="20"/>
                 <w:szCs w:val="20"/>
@@ -1934,6 +2010,7 @@
           </w:tcPr>
           <w:p>
             <w:pPr>
+              <w:jc w:val="both"/>
               <w:rPr>
                 <w:sz w:val="20"/>
                 <w:szCs w:val="20"/>
@@ -1955,6 +2032,7 @@
           </w:tcPr>
           <w:p>
             <w:pPr>
+              <w:jc w:val="both"/>
               <w:rPr>
                 <w:sz w:val="20"/>
                 <w:szCs w:val="20"/>
@@ -1978,6 +2056,7 @@
           </w:tcPr>
           <w:p>
             <w:pPr>
+              <w:jc w:val="both"/>
               <w:rPr>
                 <w:sz w:val="20"/>
                 <w:szCs w:val="20"/>
@@ -1999,6 +2078,7 @@
           </w:tcPr>
           <w:p>
             <w:pPr>
+              <w:jc w:val="both"/>
               <w:rPr>
                 <w:sz w:val="20"/>
                 <w:szCs w:val="20"/>
@@ -2020,6 +2100,7 @@
           </w:tcPr>
           <w:p>
             <w:pPr>
+              <w:jc w:val="both"/>
               <w:rPr>
                 <w:sz w:val="20"/>
                 <w:szCs w:val="20"/>
@@ -2039,6 +2120,7 @@
     <w:p>
       <w:pPr>
         <w:spacing w:before="40"/>
+        <w:jc w:val="both"/>
       </w:pPr>
       <w:r>
         <w:rPr>
@@ -2048,11 +2130,24 @@
         <w:t>Complete validation register: 66 PASS, 0 FAIL</w:t>
       </w:r>
     </w:p>
-    <w:p/>
-    <w:p/>
-    <w:p/>
-    <w:p>
-      <w:pPr>
+    <w:p>
+      <w:pPr>
+        <w:jc w:val="both"/>
+      </w:pPr>
+    </w:p>
+    <w:p>
+      <w:pPr>
+        <w:jc w:val="both"/>
+      </w:pPr>
+    </w:p>
+    <w:p>
+      <w:pPr>
+        <w:jc w:val="both"/>
+      </w:pPr>
+    </w:p>
+    <w:p>
+      <w:pPr>
+        <w:jc w:val="both"/>
         <w:rPr>
           <w:b/>
           <w:bCs/>
@@ -2063,6 +2158,7 @@
     </w:p>
     <w:p>
       <w:pPr>
+        <w:jc w:val="both"/>
         <w:rPr>
           <w:b/>
           <w:bCs/>
@@ -2073,6 +2169,7 @@
     </w:p>
     <w:p>
       <w:pPr>
+        <w:jc w:val="both"/>
         <w:rPr>
           <w:b/>
           <w:bCs/>
@@ -2083,6 +2180,7 @@
     </w:p>
     <w:p>
       <w:pPr>
+        <w:jc w:val="both"/>
         <w:rPr>
           <w:b/>
           <w:bCs/>
@@ -2093,6 +2191,7 @@
     </w:p>
     <w:p>
       <w:pPr>
+        <w:jc w:val="both"/>
         <w:rPr>
           <w:b/>
           <w:bCs/>
@@ -2104,6 +2203,7 @@
     <w:p>
       <w:pPr>
         <w:spacing w:after="200" w:line="276" w:lineRule="auto"/>
+        <w:jc w:val="both"/>
         <w:rPr>
           <w:rFonts w:cstheme="minorBidi"/>
           <w:b/>
@@ -2122,6 +2222,7 @@
     <w:p>
       <w:pPr>
         <w:pStyle w:val="Heading1"/>
+        <w:jc w:val="both"/>
       </w:pPr>
       <w:bookmarkStart w:id="8" w:name="_Toc239766921"/>
       <w:r>
@@ -2141,6 +2242,7 @@
       <w:pPr>
         <w:keepNext/>
         <w:spacing w:before="40" w:after="40"/>
+        <w:jc w:val="both"/>
         <w:rPr>
           <w:i/>
           <w:iCs/>
@@ -2160,7 +2262,7 @@
       <w:pPr>
         <w:keepNext/>
         <w:spacing w:after="20"/>
-        <w:jc w:val="center"/>
+        <w:jc w:val="both"/>
       </w:pPr>
       <w:r>
         <w:rPr>
@@ -2510,6 +2612,7 @@
       <w:pPr>
         <w:keepNext/>
         <w:spacing w:before="40" w:after="40"/>
+        <w:jc w:val="both"/>
         <w:rPr>
           <w:i/>
           <w:iCs/>
@@ -2529,7 +2632,7 @@
       <w:pPr>
         <w:keepNext/>
         <w:spacing w:after="20"/>
-        <w:jc w:val="center"/>
+        <w:jc w:val="both"/>
       </w:pPr>
       <w:r>
         <w:rPr>
@@ -3008,6 +3111,7 @@
     </w:p>
     <w:p>
       <w:pPr>
+        <w:jc w:val="both"/>
         <w:rPr>
           <w:b/>
           <w:bCs/>
@@ -3033,7 +3137,7 @@
       <w:pPr>
         <w:keepNext/>
         <w:spacing w:after="20"/>
-        <w:jc w:val="center"/>
+        <w:jc w:val="both"/>
       </w:pPr>
       <w:r>
         <w:rPr>
@@ -3078,160 +3182,295 @@
     </w:p>
     <w:p>
       <w:pPr>
-        <w:rPr>
-          <w:sz w:val="20"/>
-          <w:szCs w:val="20"/>
-        </w:rPr>
-      </w:pPr>
-      <w:r>
-        <w:rPr>
-          <w:b/>
-          <w:sz w:val="20"/>
-          <w:szCs w:val="20"/>
-        </w:rPr>
-        <w:t xml:space="preserve">Question: </w:t>
-      </w:r>
-      <w:r>
-        <w:rPr>
-          <w:sz w:val="20"/>
-          <w:szCs w:val="20"/>
-        </w:rPr>
-        <w:t>How does canonical order value differ across customer segments?</w:t>
-      </w:r>
-    </w:p>
-    <w:p>
-      <w:pPr>
-        <w:rPr>
-          <w:sz w:val="20"/>
-          <w:szCs w:val="20"/>
-        </w:rPr>
-      </w:pPr>
-      <w:r>
-        <w:rPr>
-          <w:b/>
-          <w:sz w:val="20"/>
-          <w:szCs w:val="20"/>
-        </w:rPr>
-        <w:t xml:space="preserve">Unit and denominator: </w:t>
-      </w:r>
-      <w:r>
-        <w:rPr>
-          <w:sz w:val="20"/>
-          <w:szCs w:val="20"/>
-        </w:rPr>
-        <w:t xml:space="preserve">one order; n=5,000. Join: </w:t>
+        <w:spacing w:after="40"/>
+        <w:rPr>
+          <w:sz w:val="20"/>
+          <w:szCs w:val="20"/>
+        </w:rPr>
+      </w:pPr>
+      <w:r>
+        <w:rPr>
+          <w:rStyle w:val="Strong"/>
+          <w:sz w:val="20"/>
+          <w:szCs w:val="20"/>
+          <w:shd w:val="clear" w:color="auto" w:fill="FFFFFF"/>
+        </w:rPr>
+        <w:t>Analytical question:</w:t>
+      </w:r>
+      <w:r>
+        <w:rPr>
+          <w:sz w:val="20"/>
+          <w:szCs w:val="20"/>
+          <w:shd w:val="clear" w:color="auto" w:fill="FFFFFF"/>
+        </w:rPr>
+        <w:t> How does canonical order value differ across customer segments?</w:t>
+      </w:r>
+      <w:r>
+        <w:rPr>
+          <w:sz w:val="20"/>
+          <w:szCs w:val="20"/>
+        </w:rPr>
+        <w:br/>
+      </w:r>
+      <w:r>
+        <w:rPr>
+          <w:rStyle w:val="Strong"/>
+          <w:sz w:val="20"/>
+          <w:szCs w:val="20"/>
+          <w:shd w:val="clear" w:color="auto" w:fill="FFFFFF"/>
+        </w:rPr>
+        <w:t>Observation unit:</w:t>
+      </w:r>
+      <w:r>
+        <w:rPr>
+          <w:sz w:val="20"/>
+          <w:szCs w:val="20"/>
+          <w:shd w:val="clear" w:color="auto" w:fill="FFFFFF"/>
+        </w:rPr>
+        <w:t> One canonical order linked to one customer profile.</w:t>
+      </w:r>
+      <w:r>
+        <w:rPr>
+          <w:sz w:val="20"/>
+          <w:szCs w:val="20"/>
+        </w:rPr>
+        <w:br/>
+      </w:r>
+      <w:r>
+        <w:rPr>
+          <w:rStyle w:val="Strong"/>
+          <w:sz w:val="20"/>
+          <w:szCs w:val="20"/>
+          <w:shd w:val="clear" w:color="auto" w:fill="FFFFFF"/>
+        </w:rPr>
+        <w:t>Denominator:</w:t>
+      </w:r>
+      <w:r>
+        <w:rPr>
+          <w:sz w:val="20"/>
+          <w:szCs w:val="20"/>
+          <w:shd w:val="clear" w:color="auto" w:fill="FFFFFF"/>
+        </w:rPr>
+        <w:t> All 5000 matched orders, each contributing once.</w:t>
+      </w:r>
+      <w:r>
+        <w:rPr>
+          <w:sz w:val="20"/>
+          <w:szCs w:val="20"/>
+        </w:rPr>
+        <w:br/>
+      </w:r>
+      <w:r>
+        <w:rPr>
+          <w:rStyle w:val="Strong"/>
+          <w:sz w:val="20"/>
+          <w:szCs w:val="20"/>
+          <w:shd w:val="clear" w:color="auto" w:fill="FFFFFF"/>
+        </w:rPr>
+        <w:t>Tables used:</w:t>
+      </w:r>
+      <w:r>
+        <w:rPr>
+          <w:sz w:val="20"/>
+          <w:szCs w:val="20"/>
+          <w:shd w:val="clear" w:color="auto" w:fill="FFFFFF"/>
+        </w:rPr>
+        <w:t> </w:t>
+      </w:r>
+      <w:r>
+        <w:rPr>
+          <w:rStyle w:val="HTMLCode"/>
+          <w:rFonts w:ascii="Times New Roman" w:hAnsi="Times New Roman" w:cs="Times New Roman"/>
+          <w:bdr w:val="none" w:sz="0" w:space="0" w:color="auto" w:frame="1"/>
+          <w:shd w:val="clear" w:color="auto" w:fill="EEEEEE"/>
+        </w:rPr>
+        <w:t>orders</w:t>
+      </w:r>
+      <w:r>
+        <w:rPr>
+          <w:sz w:val="20"/>
+          <w:szCs w:val="20"/>
+          <w:shd w:val="clear" w:color="auto" w:fill="FFFFFF"/>
+        </w:rPr>
+        <w:t> and </w:t>
+      </w:r>
+      <w:r>
+        <w:rPr>
+          <w:rStyle w:val="HTMLCode"/>
+          <w:rFonts w:ascii="Times New Roman" w:hAnsi="Times New Roman" w:cs="Times New Roman"/>
+          <w:bdr w:val="none" w:sz="0" w:space="0" w:color="auto" w:frame="1"/>
+          <w:shd w:val="clear" w:color="auto" w:fill="EEEEEE"/>
+        </w:rPr>
+        <w:t>customers</w:t>
+      </w:r>
+      <w:r>
+        <w:rPr>
+          <w:sz w:val="20"/>
+          <w:szCs w:val="20"/>
+          <w:shd w:val="clear" w:color="auto" w:fill="FFFFFF"/>
+        </w:rPr>
+        <w:t>.</w:t>
+      </w:r>
+      <w:r>
+        <w:rPr>
+          <w:sz w:val="20"/>
+          <w:szCs w:val="20"/>
+        </w:rPr>
+        <w:br/>
+      </w:r>
+      <w:r>
+        <w:rPr>
+          <w:rStyle w:val="Strong"/>
+          <w:sz w:val="20"/>
+          <w:szCs w:val="20"/>
+          <w:shd w:val="clear" w:color="auto" w:fill="FFFFFF"/>
+        </w:rPr>
+        <w:t>Join keys:</w:t>
+      </w:r>
+      <w:r>
+        <w:rPr>
+          <w:sz w:val="20"/>
+          <w:szCs w:val="20"/>
+          <w:shd w:val="clear" w:color="auto" w:fill="FFFFFF"/>
+        </w:rPr>
+        <w:t> </w:t>
       </w:r>
       <w:proofErr w:type="spellStart"/>
-      <w:proofErr w:type="gramStart"/>
-      <w:r>
-        <w:rPr>
-          <w:sz w:val="20"/>
-          <w:szCs w:val="20"/>
-        </w:rPr>
-        <w:t>orders.customer</w:t>
-      </w:r>
-      <w:proofErr w:type="gramEnd"/>
-      <w:r>
-        <w:rPr>
-          <w:sz w:val="20"/>
-          <w:szCs w:val="20"/>
-        </w:rPr>
-        <w:t>_id</w:t>
+      <w:r>
+        <w:rPr>
+          <w:rStyle w:val="HTMLCode"/>
+          <w:rFonts w:ascii="Times New Roman" w:hAnsi="Times New Roman" w:cs="Times New Roman"/>
+          <w:bdr w:val="none" w:sz="0" w:space="0" w:color="auto" w:frame="1"/>
+          <w:shd w:val="clear" w:color="auto" w:fill="EEEEEE"/>
+        </w:rPr>
+        <w:t>orders.customer_id</w:t>
       </w:r>
       <w:proofErr w:type="spellEnd"/>
       <w:r>
         <w:rPr>
-          <w:sz w:val="20"/>
-          <w:szCs w:val="20"/>
-        </w:rPr>
-        <w:t xml:space="preserve"> to </w:t>
+          <w:rStyle w:val="HTMLCode"/>
+          <w:rFonts w:ascii="Times New Roman" w:hAnsi="Times New Roman" w:cs="Times New Roman"/>
+          <w:bdr w:val="none" w:sz="0" w:space="0" w:color="auto" w:frame="1"/>
+          <w:shd w:val="clear" w:color="auto" w:fill="EEEEEE"/>
+        </w:rPr>
+        <w:t xml:space="preserve"> = </w:t>
       </w:r>
       <w:proofErr w:type="spellStart"/>
-      <w:proofErr w:type="gramStart"/>
-      <w:r>
-        <w:rPr>
-          <w:sz w:val="20"/>
-          <w:szCs w:val="20"/>
-        </w:rPr>
-        <w:t>customers.customer</w:t>
-      </w:r>
-      <w:proofErr w:type="gramEnd"/>
-      <w:r>
-        <w:rPr>
-          <w:sz w:val="20"/>
-          <w:szCs w:val="20"/>
-        </w:rPr>
-        <w:t>_id</w:t>
+      <w:r>
+        <w:rPr>
+          <w:rStyle w:val="HTMLCode"/>
+          <w:rFonts w:ascii="Times New Roman" w:hAnsi="Times New Roman" w:cs="Times New Roman"/>
+          <w:bdr w:val="none" w:sz="0" w:space="0" w:color="auto" w:frame="1"/>
+          <w:shd w:val="clear" w:color="auto" w:fill="EEEEEE"/>
+        </w:rPr>
+        <w:t>customers.customer_id</w:t>
       </w:r>
       <w:proofErr w:type="spellEnd"/>
       <w:r>
         <w:rPr>
           <w:sz w:val="20"/>
           <w:szCs w:val="20"/>
-        </w:rPr>
-        <w:t xml:space="preserve"> (many-to-one).</w:t>
-      </w:r>
-    </w:p>
-    <w:p>
-      <w:pPr>
-        <w:rPr>
-          <w:sz w:val="20"/>
-          <w:szCs w:val="20"/>
-        </w:rPr>
-      </w:pPr>
-      <w:r>
-        <w:rPr>
-          <w:b/>
-          <w:sz w:val="20"/>
-          <w:szCs w:val="20"/>
-        </w:rPr>
-        <w:t xml:space="preserve">Result: </w:t>
-      </w:r>
-      <w:r>
-        <w:rPr>
-          <w:sz w:val="20"/>
-          <w:szCs w:val="20"/>
-        </w:rPr>
-        <w:t>Mainstream has the highest median at A$2,561.43 and Small Business the lowest at A$2,440.52, a difference of about 5.0%.</w:t>
-      </w:r>
-    </w:p>
-    <w:p>
-      <w:pPr>
-        <w:spacing w:after="40"/>
-        <w:rPr>
-          <w:sz w:val="20"/>
-          <w:szCs w:val="20"/>
-        </w:rPr>
-      </w:pPr>
-      <w:r>
-        <w:rPr>
-          <w:b/>
-          <w:sz w:val="20"/>
-          <w:szCs w:val="20"/>
-        </w:rPr>
-        <w:t xml:space="preserve">Limitation: </w:t>
-      </w:r>
-      <w:r>
-        <w:rPr>
-          <w:sz w:val="20"/>
-          <w:szCs w:val="20"/>
-        </w:rPr>
-        <w:t>The distributions overlap strongly, and segment may proxy product mix, tenure or purchase frequency. The result is not causal.</w:t>
-      </w:r>
-    </w:p>
-    <w:p>
-      <w:pPr>
-        <w:spacing w:after="40"/>
-        <w:rPr>
-          <w:sz w:val="20"/>
-          <w:szCs w:val="20"/>
-        </w:rPr>
-      </w:pPr>
+          <w:shd w:val="clear" w:color="auto" w:fill="FFFFFF"/>
+        </w:rPr>
+        <w:t>.</w:t>
+      </w:r>
+      <w:r>
+        <w:rPr>
+          <w:sz w:val="20"/>
+          <w:szCs w:val="20"/>
+        </w:rPr>
+        <w:br/>
+      </w:r>
+      <w:r>
+        <w:rPr>
+          <w:rStyle w:val="Strong"/>
+          <w:sz w:val="20"/>
+          <w:szCs w:val="20"/>
+          <w:shd w:val="clear" w:color="auto" w:fill="FFFFFF"/>
+        </w:rPr>
+        <w:t>Join multiplication check:</w:t>
+      </w:r>
+      <w:r>
+        <w:rPr>
+          <w:sz w:val="20"/>
+          <w:szCs w:val="20"/>
+          <w:shd w:val="clear" w:color="auto" w:fill="FFFFFF"/>
+        </w:rPr>
+        <w:t> A validated many-to-one join retains 5000 rows and 5000 unique </w:t>
+      </w:r>
+      <w:proofErr w:type="spellStart"/>
+      <w:r>
+        <w:rPr>
+          <w:rStyle w:val="HTMLCode"/>
+          <w:rFonts w:ascii="Times New Roman" w:hAnsi="Times New Roman" w:cs="Times New Roman"/>
+          <w:bdr w:val="none" w:sz="0" w:space="0" w:color="auto" w:frame="1"/>
+          <w:shd w:val="clear" w:color="auto" w:fill="EEEEEE"/>
+        </w:rPr>
+        <w:t>order_id</w:t>
+      </w:r>
+      <w:proofErr w:type="spellEnd"/>
+      <w:r>
+        <w:rPr>
+          <w:sz w:val="20"/>
+          <w:szCs w:val="20"/>
+          <w:shd w:val="clear" w:color="auto" w:fill="FFFFFF"/>
+        </w:rPr>
+        <w:t> values, with zero unmatched customers.</w:t>
+      </w:r>
+      <w:r>
+        <w:rPr>
+          <w:sz w:val="20"/>
+          <w:szCs w:val="20"/>
+        </w:rPr>
+        <w:br/>
+      </w:r>
+      <w:r>
+        <w:rPr>
+          <w:rStyle w:val="Strong"/>
+          <w:sz w:val="20"/>
+          <w:szCs w:val="20"/>
+          <w:shd w:val="clear" w:color="auto" w:fill="FFFFFF"/>
+        </w:rPr>
+        <w:t>Result:</w:t>
+      </w:r>
+      <w:r>
+        <w:rPr>
+          <w:sz w:val="20"/>
+          <w:szCs w:val="20"/>
+          <w:shd w:val="clear" w:color="auto" w:fill="FFFFFF"/>
+        </w:rPr>
+        <w:t> Mainstream has the highest median order total ($2440.52), a difference of $120.91 or about 5.0%; the distributions overlap strongly.</w:t>
+      </w:r>
+      <w:r>
+        <w:rPr>
+          <w:sz w:val="20"/>
+          <w:szCs w:val="20"/>
+        </w:rPr>
+        <w:br/>
+      </w:r>
+      <w:r>
+        <w:rPr>
+          <w:rStyle w:val="Strong"/>
+          <w:sz w:val="20"/>
+          <w:szCs w:val="20"/>
+          <w:shd w:val="clear" w:color="auto" w:fill="FFFFFF"/>
+        </w:rPr>
+        <w:t>Material limitation:</w:t>
+      </w:r>
+      <w:r>
+        <w:rPr>
+          <w:sz w:val="20"/>
+          <w:szCs w:val="20"/>
+          <w:shd w:val="clear" w:color="auto" w:fill="FFFFFF"/>
+        </w:rPr>
+        <w:t> Segment membership is descriptive and may proxy product mix, tenure or purchasing frequency. The chart does not establish that segment causes differences in order value.</w:t>
+      </w:r>
     </w:p>
     <w:p>
       <w:pPr>
         <w:keepNext/>
         <w:spacing w:before="40" w:after="40"/>
+        <w:jc w:val="both"/>
         <w:rPr>
           <w:i/>
           <w:iCs/>
@@ -3251,7 +3490,7 @@
       <w:pPr>
         <w:keepNext/>
         <w:spacing w:after="20"/>
-        <w:jc w:val="center"/>
+        <w:jc w:val="both"/>
       </w:pPr>
       <w:r>
         <w:rPr>
@@ -3303,162 +3542,306 @@
       </w:pPr>
       <w:r>
         <w:rPr>
-          <w:b/>
-          <w:sz w:val="20"/>
-          <w:szCs w:val="20"/>
-        </w:rPr>
-        <w:t xml:space="preserve">Question: </w:t>
-      </w:r>
-      <w:r>
-        <w:rPr>
-          <w:sz w:val="20"/>
-          <w:szCs w:val="20"/>
-        </w:rPr>
-        <w:t>How did canonical order revenue change over time, and did patterns differ by segment?</w:t>
-      </w:r>
-    </w:p>
-    <w:p>
-      <w:pPr>
-        <w:rPr>
-          <w:sz w:val="20"/>
-          <w:szCs w:val="20"/>
-        </w:rPr>
-      </w:pPr>
-      <w:r>
-        <w:rPr>
-          <w:b/>
-          <w:sz w:val="20"/>
-          <w:szCs w:val="20"/>
-        </w:rPr>
-        <w:t xml:space="preserve">Unit and denominator: </w:t>
-      </w:r>
-      <w:r>
-        <w:rPr>
-          <w:sz w:val="20"/>
-          <w:szCs w:val="20"/>
-        </w:rPr>
-        <w:t xml:space="preserve">segment-month aggregate; 48 groups reconcile to all 5000 orders. Join: </w:t>
+          <w:rStyle w:val="Strong"/>
+          <w:sz w:val="20"/>
+          <w:szCs w:val="20"/>
+          <w:shd w:val="clear" w:color="auto" w:fill="FFFFFF"/>
+        </w:rPr>
+        <w:t>Analytical question:</w:t>
+      </w:r>
+      <w:r>
+        <w:rPr>
+          <w:sz w:val="20"/>
+          <w:szCs w:val="20"/>
+          <w:shd w:val="clear" w:color="auto" w:fill="FFFFFF"/>
+        </w:rPr>
+        <w:t> How did canonical order revenue change over time, and did the pattern differ by customer segment?</w:t>
+      </w:r>
+      <w:r>
+        <w:rPr>
+          <w:sz w:val="20"/>
+          <w:szCs w:val="20"/>
+        </w:rPr>
+        <w:br/>
+      </w:r>
+      <w:r>
+        <w:rPr>
+          <w:rStyle w:val="Strong"/>
+          <w:sz w:val="20"/>
+          <w:szCs w:val="20"/>
+          <w:shd w:val="clear" w:color="auto" w:fill="FFFFFF"/>
+        </w:rPr>
+        <w:t>Observation unit:</w:t>
+      </w:r>
+      <w:r>
+        <w:rPr>
+          <w:sz w:val="20"/>
+          <w:szCs w:val="20"/>
+          <w:shd w:val="clear" w:color="auto" w:fill="FFFFFF"/>
+        </w:rPr>
+        <w:t> One customer-segment/month revenue aggregate derived from canonical orders.</w:t>
+      </w:r>
+      <w:r>
+        <w:rPr>
+          <w:sz w:val="20"/>
+          <w:szCs w:val="20"/>
+        </w:rPr>
+        <w:br/>
+      </w:r>
+      <w:r>
+        <w:rPr>
+          <w:rStyle w:val="Strong"/>
+          <w:sz w:val="20"/>
+          <w:szCs w:val="20"/>
+          <w:shd w:val="clear" w:color="auto" w:fill="FFFFFF"/>
+        </w:rPr>
+        <w:t>Denominator:</w:t>
+      </w:r>
+      <w:r>
+        <w:rPr>
+          <w:sz w:val="20"/>
+          <w:szCs w:val="20"/>
+          <w:shd w:val="clear" w:color="auto" w:fill="FFFFFF"/>
+        </w:rPr>
+        <w:t> All 5000 orders, each allocated once to its order month and customer segment; revenue is not normalised by customer count.</w:t>
+      </w:r>
+      <w:r>
+        <w:rPr>
+          <w:sz w:val="20"/>
+          <w:szCs w:val="20"/>
+        </w:rPr>
+        <w:br/>
+      </w:r>
+      <w:r>
+        <w:rPr>
+          <w:rStyle w:val="Strong"/>
+          <w:sz w:val="20"/>
+          <w:szCs w:val="20"/>
+          <w:shd w:val="clear" w:color="auto" w:fill="FFFFFF"/>
+        </w:rPr>
+        <w:t>Tables used:</w:t>
+      </w:r>
+      <w:r>
+        <w:rPr>
+          <w:sz w:val="20"/>
+          <w:szCs w:val="20"/>
+          <w:shd w:val="clear" w:color="auto" w:fill="FFFFFF"/>
+        </w:rPr>
+        <w:t> </w:t>
+      </w:r>
+      <w:r>
+        <w:rPr>
+          <w:rStyle w:val="HTMLCode"/>
+          <w:rFonts w:ascii="Times New Roman" w:hAnsi="Times New Roman" w:cs="Times New Roman"/>
+          <w:bdr w:val="none" w:sz="0" w:space="0" w:color="auto" w:frame="1"/>
+          <w:shd w:val="clear" w:color="auto" w:fill="EEEEEE"/>
+        </w:rPr>
+        <w:t>orders</w:t>
+      </w:r>
+      <w:r>
+        <w:rPr>
+          <w:sz w:val="20"/>
+          <w:szCs w:val="20"/>
+          <w:shd w:val="clear" w:color="auto" w:fill="FFFFFF"/>
+        </w:rPr>
+        <w:t> and </w:t>
+      </w:r>
+      <w:r>
+        <w:rPr>
+          <w:rStyle w:val="HTMLCode"/>
+          <w:rFonts w:ascii="Times New Roman" w:hAnsi="Times New Roman" w:cs="Times New Roman"/>
+          <w:bdr w:val="none" w:sz="0" w:space="0" w:color="auto" w:frame="1"/>
+          <w:shd w:val="clear" w:color="auto" w:fill="EEEEEE"/>
+        </w:rPr>
+        <w:t>customers</w:t>
+      </w:r>
+      <w:r>
+        <w:rPr>
+          <w:sz w:val="20"/>
+          <w:szCs w:val="20"/>
+          <w:shd w:val="clear" w:color="auto" w:fill="FFFFFF"/>
+        </w:rPr>
+        <w:t>.</w:t>
+      </w:r>
+      <w:r>
+        <w:rPr>
+          <w:sz w:val="20"/>
+          <w:szCs w:val="20"/>
+        </w:rPr>
+        <w:br/>
+      </w:r>
+      <w:r>
+        <w:rPr>
+          <w:rStyle w:val="Strong"/>
+          <w:sz w:val="20"/>
+          <w:szCs w:val="20"/>
+          <w:shd w:val="clear" w:color="auto" w:fill="FFFFFF"/>
+        </w:rPr>
+        <w:t>Join keys:</w:t>
+      </w:r>
+      <w:r>
+        <w:rPr>
+          <w:sz w:val="20"/>
+          <w:szCs w:val="20"/>
+          <w:shd w:val="clear" w:color="auto" w:fill="FFFFFF"/>
+        </w:rPr>
+        <w:t> </w:t>
       </w:r>
       <w:proofErr w:type="spellStart"/>
-      <w:proofErr w:type="gramStart"/>
-      <w:r>
-        <w:rPr>
-          <w:sz w:val="20"/>
-          <w:szCs w:val="20"/>
-        </w:rPr>
-        <w:t>orders.customer</w:t>
-      </w:r>
-      <w:proofErr w:type="gramEnd"/>
-      <w:r>
-        <w:rPr>
-          <w:sz w:val="20"/>
-          <w:szCs w:val="20"/>
-        </w:rPr>
-        <w:t>_id</w:t>
+      <w:r>
+        <w:rPr>
+          <w:rStyle w:val="HTMLCode"/>
+          <w:rFonts w:ascii="Times New Roman" w:hAnsi="Times New Roman" w:cs="Times New Roman"/>
+          <w:bdr w:val="none" w:sz="0" w:space="0" w:color="auto" w:frame="1"/>
+          <w:shd w:val="clear" w:color="auto" w:fill="EEEEEE"/>
+        </w:rPr>
+        <w:t>orders.customer_id</w:t>
       </w:r>
       <w:proofErr w:type="spellEnd"/>
       <w:r>
         <w:rPr>
-          <w:sz w:val="20"/>
-          <w:szCs w:val="20"/>
-        </w:rPr>
-        <w:t xml:space="preserve"> to </w:t>
+          <w:rStyle w:val="HTMLCode"/>
+          <w:rFonts w:ascii="Times New Roman" w:hAnsi="Times New Roman" w:cs="Times New Roman"/>
+          <w:bdr w:val="none" w:sz="0" w:space="0" w:color="auto" w:frame="1"/>
+          <w:shd w:val="clear" w:color="auto" w:fill="EEEEEE"/>
+        </w:rPr>
+        <w:t xml:space="preserve"> = </w:t>
       </w:r>
       <w:proofErr w:type="spellStart"/>
-      <w:proofErr w:type="gramStart"/>
-      <w:r>
-        <w:rPr>
-          <w:sz w:val="20"/>
-          <w:szCs w:val="20"/>
-        </w:rPr>
-        <w:t>customers.customer</w:t>
-      </w:r>
-      <w:proofErr w:type="gramEnd"/>
-      <w:r>
-        <w:rPr>
-          <w:sz w:val="20"/>
-          <w:szCs w:val="20"/>
-        </w:rPr>
-        <w:t>_id</w:t>
+      <w:r>
+        <w:rPr>
+          <w:rStyle w:val="HTMLCode"/>
+          <w:rFonts w:ascii="Times New Roman" w:hAnsi="Times New Roman" w:cs="Times New Roman"/>
+          <w:bdr w:val="none" w:sz="0" w:space="0" w:color="auto" w:frame="1"/>
+          <w:shd w:val="clear" w:color="auto" w:fill="EEEEEE"/>
+        </w:rPr>
+        <w:t>customers.customer_id</w:t>
       </w:r>
       <w:proofErr w:type="spellEnd"/>
       <w:r>
         <w:rPr>
           <w:sz w:val="20"/>
           <w:szCs w:val="20"/>
-        </w:rPr>
-        <w:t>.</w:t>
-      </w:r>
-    </w:p>
-    <w:p>
-      <w:pPr>
-        <w:rPr>
-          <w:sz w:val="20"/>
-          <w:szCs w:val="20"/>
-        </w:rPr>
-      </w:pPr>
-      <w:r>
-        <w:rPr>
-          <w:b/>
-          <w:sz w:val="20"/>
-          <w:szCs w:val="20"/>
-        </w:rPr>
-        <w:t xml:space="preserve">Result: </w:t>
-      </w:r>
-      <w:r>
-        <w:rPr>
-          <w:sz w:val="20"/>
-          <w:szCs w:val="20"/>
-        </w:rPr>
-        <w:t>Revenue peaks are not synchronised: Mainstream peaks in October, Premium in July, Small Business in April and Value in November.</w:t>
-      </w:r>
-    </w:p>
-    <w:p>
-      <w:pPr>
-        <w:spacing w:after="40"/>
-        <w:rPr>
-          <w:sz w:val="20"/>
-          <w:szCs w:val="20"/>
-        </w:rPr>
-      </w:pPr>
-      <w:r>
-        <w:rPr>
-          <w:b/>
-          <w:sz w:val="20"/>
-          <w:szCs w:val="20"/>
-        </w:rPr>
-        <w:t xml:space="preserve">Limitation: </w:t>
-      </w:r>
-      <w:r>
-        <w:rPr>
-          <w:sz w:val="20"/>
-          <w:szCs w:val="20"/>
-        </w:rPr>
-        <w:t>Only one year is observed. Revenue also combines segment size, order frequency and order value.</w:t>
-      </w:r>
-    </w:p>
-    <w:p>
-      <w:r>
-        <w:br w:type="page"/>
-      </w:r>
-    </w:p>
-    <w:p>
-      <w:pPr>
-        <w:keepNext/>
-        <w:spacing w:before="40" w:after="40"/>
-        <w:rPr>
-          <w:i/>
-          <w:iCs/>
-        </w:rPr>
-      </w:pPr>
-      <w:r>
+          <w:shd w:val="clear" w:color="auto" w:fill="FFFFFF"/>
+        </w:rPr>
+        <w:t>, using the validated Figure 3 join.</w:t>
+      </w:r>
+      <w:r>
+        <w:rPr>
+          <w:sz w:val="20"/>
+          <w:szCs w:val="20"/>
+        </w:rPr>
+        <w:br/>
+      </w:r>
+      <w:r>
+        <w:rPr>
+          <w:rStyle w:val="Strong"/>
+          <w:sz w:val="20"/>
+          <w:szCs w:val="20"/>
+          <w:shd w:val="clear" w:color="auto" w:fill="FFFFFF"/>
+        </w:rPr>
+        <w:t>Join multiplication check:</w:t>
+      </w:r>
+      <w:r>
+        <w:rPr>
+          <w:sz w:val="20"/>
+          <w:szCs w:val="20"/>
+          <w:shd w:val="clear" w:color="auto" w:fill="FFFFFF"/>
+        </w:rPr>
+        <w:t> The 48 segment/month aggregates reconcile to all 5000 orders and the original total order revenue.</w:t>
+      </w:r>
+      <w:r>
+        <w:rPr>
+          <w:sz w:val="20"/>
+          <w:szCs w:val="20"/>
+        </w:rPr>
+        <w:br/>
+      </w:r>
+      <w:r>
+        <w:rPr>
+          <w:rStyle w:val="Strong"/>
+          <w:sz w:val="20"/>
+          <w:szCs w:val="20"/>
+          <w:shd w:val="clear" w:color="auto" w:fill="FFFFFF"/>
+        </w:rPr>
+        <w:t>Result:</w:t>
+      </w:r>
+      <w:r>
+        <w:rPr>
+          <w:sz w:val="20"/>
+          <w:szCs w:val="20"/>
+          <w:shd w:val="clear" w:color="auto" w:fill="FFFFFF"/>
+        </w:rPr>
+        <w:t> Segment peaks are not synchronised: Mainstream peaks in October, Premium in July, Small Business in April and Value in November.</w:t>
+      </w:r>
+      <w:r>
+        <w:rPr>
+          <w:sz w:val="20"/>
+          <w:szCs w:val="20"/>
+        </w:rPr>
+        <w:br/>
+      </w:r>
+      <w:r>
+        <w:rPr>
+          <w:rStyle w:val="Strong"/>
+          <w:sz w:val="20"/>
+          <w:szCs w:val="20"/>
+          <w:shd w:val="clear" w:color="auto" w:fill="FFFFFF"/>
+        </w:rPr>
+        <w:lastRenderedPageBreak/>
+        <w:t>Material limitation:</w:t>
+      </w:r>
+      <w:r>
+        <w:rPr>
+          <w:sz w:val="20"/>
+          <w:szCs w:val="20"/>
+          <w:shd w:val="clear" w:color="auto" w:fill="FFFFFF"/>
+        </w:rPr>
+        <w:t> Only one year is observed, so recurring seasonality cannot be established. Revenue totals also combine segment size, order frequency and order value.</w:t>
+      </w:r>
+      <w:r>
+        <w:rPr>
+          <w:sz w:val="20"/>
+          <w:szCs w:val="20"/>
+        </w:rPr>
+        <w:t xml:space="preserve"> </w:t>
+      </w:r>
+    </w:p>
+    <w:p>
+      <w:pPr>
+        <w:jc w:val="both"/>
+        <w:rPr>
+          <w:sz w:val="20"/>
+          <w:szCs w:val="20"/>
+        </w:rPr>
+      </w:pPr>
+    </w:p>
+    <w:p>
+      <w:pPr>
+        <w:jc w:val="both"/>
         <w:rPr>
           <w:b/>
           <w:i/>
           <w:iCs/>
           <w:sz w:val="20"/>
         </w:rPr>
-        <w:lastRenderedPageBreak/>
+      </w:pPr>
+    </w:p>
+    <w:p>
+      <w:pPr>
+        <w:jc w:val="both"/>
+        <w:rPr>
+          <w:sz w:val="20"/>
+          <w:szCs w:val="20"/>
+        </w:rPr>
+      </w:pPr>
+      <w:r>
+        <w:rPr>
+          <w:b/>
+          <w:i/>
+          <w:iCs/>
+          <w:sz w:val="20"/>
+        </w:rPr>
         <w:t>Figure 5. Late-delivery risk by service level and carrier</w:t>
       </w:r>
     </w:p>
@@ -3466,7 +3849,7 @@
       <w:pPr>
         <w:keepNext/>
         <w:spacing w:after="20"/>
-        <w:jc w:val="center"/>
+        <w:jc w:val="both"/>
       </w:pPr>
       <w:r>
         <w:rPr>
@@ -3511,135 +3894,280 @@
     </w:p>
     <w:p>
       <w:pPr>
-        <w:rPr>
-          <w:sz w:val="20"/>
-          <w:szCs w:val="20"/>
-        </w:rPr>
-      </w:pPr>
-      <w:r>
-        <w:rPr>
-          <w:b/>
-          <w:sz w:val="20"/>
-          <w:szCs w:val="20"/>
-        </w:rPr>
-        <w:t xml:space="preserve">Question: </w:t>
-      </w:r>
-      <w:r>
-        <w:rPr>
-          <w:sz w:val="20"/>
-          <w:szCs w:val="20"/>
-        </w:rPr>
-        <w:t>Where is late-delivery risk concentrated across service levels and carriers?</w:t>
-      </w:r>
-    </w:p>
-    <w:p>
-      <w:pPr>
-        <w:rPr>
-          <w:sz w:val="20"/>
-          <w:szCs w:val="20"/>
-        </w:rPr>
-      </w:pPr>
-      <w:r>
-        <w:rPr>
-          <w:b/>
-          <w:sz w:val="20"/>
-          <w:szCs w:val="20"/>
-        </w:rPr>
-        <w:t xml:space="preserve">Unit and denominator: </w:t>
-      </w:r>
-      <w:r>
-        <w:rPr>
-          <w:sz w:val="20"/>
-          <w:szCs w:val="20"/>
-        </w:rPr>
-        <w:t xml:space="preserve">one canonical delivery within each group; n=5000. Table: deliveries; late means </w:t>
+        <w:spacing w:after="40"/>
+        <w:rPr>
+          <w:sz w:val="20"/>
+          <w:szCs w:val="20"/>
+        </w:rPr>
+      </w:pPr>
+      <w:r>
+        <w:rPr>
+          <w:rStyle w:val="Strong"/>
+          <w:sz w:val="20"/>
+          <w:szCs w:val="20"/>
+          <w:shd w:val="clear" w:color="auto" w:fill="FFFFFF"/>
+        </w:rPr>
+        <w:t>Analytical question:</w:t>
+      </w:r>
+      <w:r>
+        <w:rPr>
+          <w:sz w:val="20"/>
+          <w:szCs w:val="20"/>
+          <w:shd w:val="clear" w:color="auto" w:fill="FFFFFF"/>
+        </w:rPr>
+        <w:t> Where is late-delivery risk concentrated across service levels and carriers?</w:t>
+      </w:r>
+      <w:r>
+        <w:rPr>
+          <w:sz w:val="20"/>
+          <w:szCs w:val="20"/>
+        </w:rPr>
+        <w:br/>
+      </w:r>
+      <w:r>
+        <w:rPr>
+          <w:rStyle w:val="Strong"/>
+          <w:sz w:val="20"/>
+          <w:szCs w:val="20"/>
+          <w:shd w:val="clear" w:color="auto" w:fill="FFFFFF"/>
+        </w:rPr>
+        <w:t>Observation unit:</w:t>
+      </w:r>
+      <w:r>
+        <w:rPr>
+          <w:sz w:val="20"/>
+          <w:szCs w:val="20"/>
+          <w:shd w:val="clear" w:color="auto" w:fill="FFFFFF"/>
+        </w:rPr>
+        <w:t> One canonical delivery.</w:t>
+      </w:r>
+      <w:r>
+        <w:rPr>
+          <w:sz w:val="20"/>
+          <w:szCs w:val="20"/>
+        </w:rPr>
+        <w:br/>
+      </w:r>
+      <w:r>
+        <w:rPr>
+          <w:rStyle w:val="Strong"/>
+          <w:sz w:val="20"/>
+          <w:szCs w:val="20"/>
+          <w:shd w:val="clear" w:color="auto" w:fill="FFFFFF"/>
+        </w:rPr>
+        <w:t>Denominator:</w:t>
+      </w:r>
+      <w:r>
+        <w:rPr>
+          <w:sz w:val="20"/>
+          <w:szCs w:val="20"/>
+          <w:shd w:val="clear" w:color="auto" w:fill="FFFFFF"/>
+        </w:rPr>
+        <w:t> All deliveries within each displayed service-level or carrier group; late means </w:t>
       </w:r>
       <w:proofErr w:type="spellStart"/>
       <w:r>
         <w:rPr>
-          <w:sz w:val="20"/>
-          <w:szCs w:val="20"/>
+          <w:rStyle w:val="HTMLCode"/>
+          <w:rFonts w:ascii="Times New Roman" w:hAnsi="Times New Roman" w:cs="Times New Roman"/>
+          <w:bdr w:val="none" w:sz="0" w:space="0" w:color="auto" w:frame="1"/>
+          <w:shd w:val="clear" w:color="auto" w:fill="EEEEEE"/>
         </w:rPr>
         <w:t>delay_days</w:t>
       </w:r>
       <w:proofErr w:type="spellEnd"/>
       <w:r>
         <w:rPr>
-          <w:sz w:val="20"/>
-          <w:szCs w:val="20"/>
-        </w:rPr>
-        <w:t xml:space="preserve"> &gt; 0.</w:t>
-      </w:r>
-    </w:p>
-    <w:p>
-      <w:pPr>
-        <w:rPr>
-          <w:sz w:val="20"/>
-          <w:szCs w:val="20"/>
-        </w:rPr>
-      </w:pPr>
-      <w:r>
-        <w:rPr>
-          <w:b/>
-          <w:sz w:val="20"/>
-          <w:szCs w:val="20"/>
-        </w:rPr>
-        <w:t xml:space="preserve">Result: </w:t>
-      </w:r>
-      <w:r>
-        <w:rPr>
-          <w:sz w:val="20"/>
-          <w:szCs w:val="20"/>
-        </w:rPr>
-        <w:t>Express has a 3.79% late rate and Standard 3.95%. StarTrack is highest at 4.51% and DHL lowest at 3.57%.</w:t>
-      </w:r>
-    </w:p>
-    <w:p>
-      <w:pPr>
-        <w:spacing w:after="40"/>
-        <w:rPr>
-          <w:sz w:val="20"/>
-          <w:szCs w:val="20"/>
-        </w:rPr>
-      </w:pPr>
-      <w:r>
-        <w:rPr>
-          <w:b/>
-          <w:sz w:val="20"/>
-          <w:szCs w:val="20"/>
-        </w:rPr>
-        <w:t xml:space="preserve">Limitation: </w:t>
-      </w:r>
-      <w:r>
-        <w:rPr>
-          <w:sz w:val="20"/>
-          <w:szCs w:val="20"/>
-        </w:rPr>
-        <w:t>These rates are unadjusted for route, warehouse or service mix, and only 196 deliveries are late.</w:t>
-      </w:r>
-    </w:p>
-    <w:p>
-      <w:pPr>
-        <w:spacing w:after="40"/>
-        <w:rPr>
-          <w:sz w:val="20"/>
-          <w:szCs w:val="20"/>
-        </w:rPr>
-      </w:pPr>
-    </w:p>
-    <w:p>
-      <w:pPr>
-        <w:spacing w:after="40"/>
-        <w:rPr>
-          <w:sz w:val="20"/>
-          <w:szCs w:val="20"/>
-        </w:rPr>
-      </w:pPr>
+          <w:rStyle w:val="HTMLCode"/>
+          <w:rFonts w:ascii="Times New Roman" w:hAnsi="Times New Roman" w:cs="Times New Roman"/>
+          <w:bdr w:val="none" w:sz="0" w:space="0" w:color="auto" w:frame="1"/>
+          <w:shd w:val="clear" w:color="auto" w:fill="EEEEEE"/>
+        </w:rPr>
+        <w:t xml:space="preserve"> &gt; 0</w:t>
+      </w:r>
+      <w:r>
+        <w:rPr>
+          <w:sz w:val="20"/>
+          <w:szCs w:val="20"/>
+          <w:shd w:val="clear" w:color="auto" w:fill="FFFFFF"/>
+        </w:rPr>
+        <w:t>.</w:t>
+      </w:r>
+      <w:r>
+        <w:rPr>
+          <w:sz w:val="20"/>
+          <w:szCs w:val="20"/>
+        </w:rPr>
+        <w:br/>
+      </w:r>
+      <w:r>
+        <w:rPr>
+          <w:rStyle w:val="Strong"/>
+          <w:sz w:val="20"/>
+          <w:szCs w:val="20"/>
+          <w:shd w:val="clear" w:color="auto" w:fill="FFFFFF"/>
+        </w:rPr>
+        <w:t>Tables used:</w:t>
+      </w:r>
+      <w:r>
+        <w:rPr>
+          <w:sz w:val="20"/>
+          <w:szCs w:val="20"/>
+          <w:shd w:val="clear" w:color="auto" w:fill="FFFFFF"/>
+        </w:rPr>
+        <w:t> </w:t>
+      </w:r>
+      <w:r>
+        <w:rPr>
+          <w:rStyle w:val="HTMLCode"/>
+          <w:rFonts w:ascii="Times New Roman" w:hAnsi="Times New Roman" w:cs="Times New Roman"/>
+          <w:bdr w:val="none" w:sz="0" w:space="0" w:color="auto" w:frame="1"/>
+          <w:shd w:val="clear" w:color="auto" w:fill="EEEEEE"/>
+        </w:rPr>
+        <w:t>deliveries</w:t>
+      </w:r>
+      <w:r>
+        <w:rPr>
+          <w:sz w:val="20"/>
+          <w:szCs w:val="20"/>
+          <w:shd w:val="clear" w:color="auto" w:fill="FFFFFF"/>
+        </w:rPr>
+        <w:t>.</w:t>
+      </w:r>
+      <w:r>
+        <w:rPr>
+          <w:sz w:val="20"/>
+          <w:szCs w:val="20"/>
+        </w:rPr>
+        <w:br/>
+      </w:r>
+      <w:r>
+        <w:rPr>
+          <w:rStyle w:val="Strong"/>
+          <w:sz w:val="20"/>
+          <w:szCs w:val="20"/>
+          <w:shd w:val="clear" w:color="auto" w:fill="FFFFFF"/>
+        </w:rPr>
+        <w:t>Join keys:</w:t>
+      </w:r>
+      <w:r>
+        <w:rPr>
+          <w:sz w:val="20"/>
+          <w:szCs w:val="20"/>
+          <w:shd w:val="clear" w:color="auto" w:fill="FFFFFF"/>
+        </w:rPr>
+        <w:t> No join; </w:t>
+      </w:r>
+      <w:proofErr w:type="spellStart"/>
+      <w:r>
+        <w:rPr>
+          <w:rStyle w:val="HTMLCode"/>
+          <w:rFonts w:ascii="Times New Roman" w:hAnsi="Times New Roman" w:cs="Times New Roman"/>
+          <w:bdr w:val="none" w:sz="0" w:space="0" w:color="auto" w:frame="1"/>
+          <w:shd w:val="clear" w:color="auto" w:fill="EEEEEE"/>
+        </w:rPr>
+        <w:t>delivery_id</w:t>
+      </w:r>
+      <w:proofErr w:type="spellEnd"/>
+      <w:r>
+        <w:rPr>
+          <w:sz w:val="20"/>
+          <w:szCs w:val="20"/>
+          <w:shd w:val="clear" w:color="auto" w:fill="FFFFFF"/>
+        </w:rPr>
+        <w:t> is checked as the primary key.</w:t>
+      </w:r>
+      <w:r>
+        <w:rPr>
+          <w:sz w:val="20"/>
+          <w:szCs w:val="20"/>
+        </w:rPr>
+        <w:br/>
+      </w:r>
+      <w:r>
+        <w:rPr>
+          <w:rStyle w:val="Strong"/>
+          <w:sz w:val="20"/>
+          <w:szCs w:val="20"/>
+          <w:shd w:val="clear" w:color="auto" w:fill="FFFFFF"/>
+        </w:rPr>
+        <w:t>Join multiplication check:</w:t>
+      </w:r>
+      <w:r>
+        <w:rPr>
+          <w:sz w:val="20"/>
+          <w:szCs w:val="20"/>
+          <w:shd w:val="clear" w:color="auto" w:fill="FFFFFF"/>
+        </w:rPr>
+        <w:t> Not applicable; all 5000 delivery rows contribute exactly once to each separate comparison.</w:t>
+      </w:r>
+      <w:r>
+        <w:rPr>
+          <w:sz w:val="20"/>
+          <w:szCs w:val="20"/>
+        </w:rPr>
+        <w:br/>
+      </w:r>
+      <w:r>
+        <w:rPr>
+          <w:rStyle w:val="Strong"/>
+          <w:sz w:val="20"/>
+          <w:szCs w:val="20"/>
+          <w:shd w:val="clear" w:color="auto" w:fill="FFFFFF"/>
+        </w:rPr>
+        <w:t>Result:</w:t>
+      </w:r>
+      <w:r>
+        <w:rPr>
+          <w:sz w:val="20"/>
+          <w:szCs w:val="20"/>
+          <w:shd w:val="clear" w:color="auto" w:fill="FFFFFF"/>
+        </w:rPr>
+        <w:t> Standard and Express have similar late rates—3.95% (164/4,156) and 3.79% (32/844). StarTrack is highest at 4.51% (57/1,263) and DHL lowest at 3.57% (45/1,262).</w:t>
+      </w:r>
+      <w:r>
+        <w:rPr>
+          <w:sz w:val="20"/>
+          <w:szCs w:val="20"/>
+        </w:rPr>
+        <w:br/>
+      </w:r>
+      <w:r>
+        <w:rPr>
+          <w:rStyle w:val="Strong"/>
+          <w:sz w:val="20"/>
+          <w:szCs w:val="20"/>
+          <w:shd w:val="clear" w:color="auto" w:fill="FFFFFF"/>
+        </w:rPr>
+        <w:t>Material limitation:</w:t>
+      </w:r>
+      <w:r>
+        <w:rPr>
+          <w:sz w:val="20"/>
+          <w:szCs w:val="20"/>
+          <w:shd w:val="clear" w:color="auto" w:fill="FFFFFF"/>
+        </w:rPr>
+        <w:t> These are unadjusted descriptive rates. Route distance, warehouse, service mix and other factors may differ between groups; 196 total late deliveries make small differences sensitive to sampling variation.</w:t>
+      </w:r>
     </w:p>
     <w:p>
       <w:pPr>
         <w:keepNext/>
         <w:spacing w:before="40" w:after="40"/>
+        <w:jc w:val="both"/>
+        <w:rPr>
+          <w:b/>
+          <w:i/>
+          <w:iCs/>
+          <w:sz w:val="20"/>
+        </w:rPr>
+      </w:pPr>
+    </w:p>
+    <w:p>
+      <w:pPr>
+        <w:keepNext/>
+        <w:spacing w:before="40" w:after="40"/>
+        <w:jc w:val="both"/>
         <w:rPr>
           <w:i/>
           <w:iCs/>
@@ -3713,11 +4241,12 @@
       <w:pPr>
         <w:keepNext/>
         <w:spacing w:after="20"/>
-        <w:jc w:val="center"/>
-      </w:pPr>
-    </w:p>
-    <w:p>
-      <w:pPr>
+        <w:jc w:val="both"/>
+      </w:pPr>
+    </w:p>
+    <w:p>
+      <w:pPr>
+        <w:jc w:val="both"/>
         <w:rPr>
           <w:b/>
           <w:sz w:val="20"/>
@@ -3727,6 +4256,7 @@
     </w:p>
     <w:p>
       <w:pPr>
+        <w:jc w:val="both"/>
         <w:rPr>
           <w:b/>
           <w:sz w:val="20"/>
@@ -3736,6 +4266,7 @@
     </w:p>
     <w:p>
       <w:pPr>
+        <w:jc w:val="both"/>
         <w:rPr>
           <w:b/>
           <w:sz w:val="20"/>
@@ -3745,6 +4276,7 @@
     </w:p>
     <w:p>
       <w:pPr>
+        <w:jc w:val="both"/>
         <w:rPr>
           <w:b/>
           <w:sz w:val="20"/>
@@ -3754,6 +4286,7 @@
     </w:p>
     <w:p>
       <w:pPr>
+        <w:jc w:val="both"/>
         <w:rPr>
           <w:b/>
           <w:sz w:val="20"/>
@@ -3763,6 +4296,7 @@
     </w:p>
     <w:p>
       <w:pPr>
+        <w:jc w:val="both"/>
         <w:rPr>
           <w:b/>
           <w:sz w:val="20"/>
@@ -3772,6 +4306,7 @@
     </w:p>
     <w:p>
       <w:pPr>
+        <w:jc w:val="both"/>
         <w:rPr>
           <w:b/>
           <w:sz w:val="20"/>
@@ -3781,6 +4316,7 @@
     </w:p>
     <w:p>
       <w:pPr>
+        <w:jc w:val="both"/>
         <w:rPr>
           <w:b/>
           <w:sz w:val="20"/>
@@ -3790,6 +4326,7 @@
     </w:p>
     <w:p>
       <w:pPr>
+        <w:jc w:val="both"/>
         <w:rPr>
           <w:b/>
           <w:sz w:val="20"/>
@@ -3799,6 +4336,7 @@
     </w:p>
     <w:p>
       <w:pPr>
+        <w:jc w:val="both"/>
         <w:rPr>
           <w:b/>
           <w:sz w:val="20"/>
@@ -3808,6 +4346,7 @@
     </w:p>
     <w:p>
       <w:pPr>
+        <w:jc w:val="both"/>
         <w:rPr>
           <w:b/>
           <w:sz w:val="20"/>
@@ -3817,6 +4356,7 @@
     </w:p>
     <w:p>
       <w:pPr>
+        <w:jc w:val="both"/>
         <w:rPr>
           <w:b/>
           <w:sz w:val="20"/>
@@ -3826,6 +4366,7 @@
     </w:p>
     <w:p>
       <w:pPr>
+        <w:jc w:val="both"/>
         <w:rPr>
           <w:b/>
           <w:sz w:val="20"/>
@@ -3835,6 +4376,7 @@
     </w:p>
     <w:p>
       <w:pPr>
+        <w:jc w:val="both"/>
         <w:rPr>
           <w:b/>
           <w:sz w:val="20"/>
@@ -3844,6 +4386,7 @@
     </w:p>
     <w:p>
       <w:pPr>
+        <w:jc w:val="both"/>
         <w:rPr>
           <w:b/>
           <w:sz w:val="20"/>
@@ -3853,6 +4396,7 @@
     </w:p>
     <w:p>
       <w:pPr>
+        <w:jc w:val="both"/>
         <w:rPr>
           <w:b/>
           <w:sz w:val="20"/>
@@ -3869,158 +4413,329 @@
       </w:pPr>
       <w:r>
         <w:rPr>
-          <w:b/>
-          <w:sz w:val="20"/>
-          <w:szCs w:val="20"/>
-        </w:rPr>
-        <w:t xml:space="preserve">Question: </w:t>
-      </w:r>
-      <w:r>
-        <w:rPr>
-          <w:sz w:val="20"/>
-          <w:szCs w:val="20"/>
-        </w:rPr>
-        <w:t>How is late-delivery risk associated with order value and expedited/service status?</w:t>
-      </w:r>
-    </w:p>
-    <w:p>
-      <w:pPr>
-        <w:rPr>
-          <w:sz w:val="20"/>
-          <w:szCs w:val="20"/>
-        </w:rPr>
-      </w:pPr>
-      <w:r>
-        <w:rPr>
-          <w:b/>
-          <w:sz w:val="20"/>
-          <w:szCs w:val="20"/>
-        </w:rPr>
-        <w:t xml:space="preserve">Unit and denominator: </w:t>
-      </w:r>
-      <w:r>
-        <w:rPr>
-          <w:sz w:val="20"/>
-          <w:szCs w:val="20"/>
-        </w:rPr>
-        <w:t xml:space="preserve">one order-delivery pair; n=5000. Join: </w:t>
+          <w:rStyle w:val="Strong"/>
+          <w:sz w:val="20"/>
+          <w:szCs w:val="20"/>
+          <w:shd w:val="clear" w:color="auto" w:fill="FFFFFF"/>
+        </w:rPr>
+        <w:t>Analytical question:</w:t>
+      </w:r>
+      <w:r>
+        <w:rPr>
+          <w:sz w:val="20"/>
+          <w:szCs w:val="20"/>
+          <w:shd w:val="clear" w:color="auto" w:fill="FFFFFF"/>
+        </w:rPr>
+        <w:t> How is late-delivery risk associated with order value and expedited/service-level status?</w:t>
+      </w:r>
+      <w:r>
+        <w:rPr>
+          <w:sz w:val="20"/>
+          <w:szCs w:val="20"/>
+        </w:rPr>
+        <w:br/>
+      </w:r>
+      <w:r>
+        <w:rPr>
+          <w:rStyle w:val="Strong"/>
+          <w:sz w:val="20"/>
+          <w:szCs w:val="20"/>
+          <w:shd w:val="clear" w:color="auto" w:fill="FFFFFF"/>
+        </w:rPr>
+        <w:t>Observation unit:</w:t>
+      </w:r>
+      <w:r>
+        <w:rPr>
+          <w:sz w:val="20"/>
+          <w:szCs w:val="20"/>
+          <w:shd w:val="clear" w:color="auto" w:fill="FFFFFF"/>
+        </w:rPr>
+        <w:t> One matched order–delivery pair.</w:t>
+      </w:r>
+      <w:r>
+        <w:rPr>
+          <w:sz w:val="20"/>
+          <w:szCs w:val="20"/>
+        </w:rPr>
+        <w:br/>
+      </w:r>
+      <w:r>
+        <w:rPr>
+          <w:rStyle w:val="Strong"/>
+          <w:sz w:val="20"/>
+          <w:szCs w:val="20"/>
+          <w:shd w:val="clear" w:color="auto" w:fill="FFFFFF"/>
+        </w:rPr>
+        <w:t>Denominator:</w:t>
+      </w:r>
+      <w:r>
+        <w:rPr>
+          <w:sz w:val="20"/>
+          <w:szCs w:val="20"/>
+          <w:shd w:val="clear" w:color="auto" w:fill="FFFFFF"/>
+        </w:rPr>
+        <w:t> Each order-value quintile × service-level subgroup; every quintile contains 1000 matched orders.</w:t>
+      </w:r>
+      <w:r>
+        <w:rPr>
+          <w:sz w:val="20"/>
+          <w:szCs w:val="20"/>
+        </w:rPr>
+        <w:br/>
+      </w:r>
+      <w:r>
+        <w:rPr>
+          <w:rStyle w:val="Strong"/>
+          <w:sz w:val="20"/>
+          <w:szCs w:val="20"/>
+          <w:shd w:val="clear" w:color="auto" w:fill="FFFFFF"/>
+        </w:rPr>
+        <w:t>Tables used:</w:t>
+      </w:r>
+      <w:r>
+        <w:rPr>
+          <w:sz w:val="20"/>
+          <w:szCs w:val="20"/>
+          <w:shd w:val="clear" w:color="auto" w:fill="FFFFFF"/>
+        </w:rPr>
+        <w:t> </w:t>
+      </w:r>
+      <w:r>
+        <w:rPr>
+          <w:rStyle w:val="HTMLCode"/>
+          <w:rFonts w:ascii="Times New Roman" w:hAnsi="Times New Roman" w:cs="Times New Roman"/>
+          <w:bdr w:val="none" w:sz="0" w:space="0" w:color="auto" w:frame="1"/>
+          <w:shd w:val="clear" w:color="auto" w:fill="EEEEEE"/>
+        </w:rPr>
+        <w:t>orders</w:t>
+      </w:r>
+      <w:r>
+        <w:rPr>
+          <w:sz w:val="20"/>
+          <w:szCs w:val="20"/>
+          <w:shd w:val="clear" w:color="auto" w:fill="FFFFFF"/>
+        </w:rPr>
+        <w:t> and </w:t>
+      </w:r>
+      <w:r>
+        <w:rPr>
+          <w:rStyle w:val="HTMLCode"/>
+          <w:rFonts w:ascii="Times New Roman" w:hAnsi="Times New Roman" w:cs="Times New Roman"/>
+          <w:bdr w:val="none" w:sz="0" w:space="0" w:color="auto" w:frame="1"/>
+          <w:shd w:val="clear" w:color="auto" w:fill="EEEEEE"/>
+        </w:rPr>
+        <w:t>deliveries</w:t>
+      </w:r>
+      <w:r>
+        <w:rPr>
+          <w:sz w:val="20"/>
+          <w:szCs w:val="20"/>
+          <w:shd w:val="clear" w:color="auto" w:fill="FFFFFF"/>
+        </w:rPr>
+        <w:t>.</w:t>
+      </w:r>
+      <w:r>
+        <w:rPr>
+          <w:sz w:val="20"/>
+          <w:szCs w:val="20"/>
+        </w:rPr>
+        <w:br/>
+      </w:r>
+      <w:r>
+        <w:rPr>
+          <w:rStyle w:val="Strong"/>
+          <w:sz w:val="20"/>
+          <w:szCs w:val="20"/>
+          <w:shd w:val="clear" w:color="auto" w:fill="FFFFFF"/>
+        </w:rPr>
+        <w:t>Join keys:</w:t>
+      </w:r>
+      <w:r>
+        <w:rPr>
+          <w:sz w:val="20"/>
+          <w:szCs w:val="20"/>
+          <w:shd w:val="clear" w:color="auto" w:fill="FFFFFF"/>
+        </w:rPr>
+        <w:t> </w:t>
       </w:r>
       <w:proofErr w:type="spellStart"/>
+      <w:r>
+        <w:rPr>
+          <w:rStyle w:val="HTMLCode"/>
+          <w:rFonts w:ascii="Times New Roman" w:hAnsi="Times New Roman" w:cs="Times New Roman"/>
+          <w:bdr w:val="none" w:sz="0" w:space="0" w:color="auto" w:frame="1"/>
+          <w:shd w:val="clear" w:color="auto" w:fill="EEEEEE"/>
+        </w:rPr>
+        <w:t>orders.order_id</w:t>
+      </w:r>
+      <w:proofErr w:type="spellEnd"/>
+      <w:r>
+        <w:rPr>
+          <w:rStyle w:val="HTMLCode"/>
+          <w:rFonts w:ascii="Times New Roman" w:hAnsi="Times New Roman" w:cs="Times New Roman"/>
+          <w:bdr w:val="none" w:sz="0" w:space="0" w:color="auto" w:frame="1"/>
+          <w:shd w:val="clear" w:color="auto" w:fill="EEEEEE"/>
+        </w:rPr>
+        <w:t xml:space="preserve"> = </w:t>
+      </w:r>
+      <w:proofErr w:type="spellStart"/>
+      <w:r>
+        <w:rPr>
+          <w:rStyle w:val="HTMLCode"/>
+          <w:rFonts w:ascii="Times New Roman" w:hAnsi="Times New Roman" w:cs="Times New Roman"/>
+          <w:bdr w:val="none" w:sz="0" w:space="0" w:color="auto" w:frame="1"/>
+          <w:shd w:val="clear" w:color="auto" w:fill="EEEEEE"/>
+        </w:rPr>
+        <w:t>deliveries.order_id</w:t>
+      </w:r>
+      <w:proofErr w:type="spellEnd"/>
+      <w:r>
+        <w:rPr>
+          <w:sz w:val="20"/>
+          <w:szCs w:val="20"/>
+          <w:shd w:val="clear" w:color="auto" w:fill="FFFFFF"/>
+        </w:rPr>
+        <w:t>.</w:t>
+      </w:r>
+      <w:r>
+        <w:rPr>
+          <w:sz w:val="20"/>
+          <w:szCs w:val="20"/>
+        </w:rPr>
+        <w:br/>
+      </w:r>
+      <w:r>
+        <w:rPr>
+          <w:rStyle w:val="Strong"/>
+          <w:sz w:val="20"/>
+          <w:szCs w:val="20"/>
+          <w:shd w:val="clear" w:color="auto" w:fill="FFFFFF"/>
+        </w:rPr>
+        <w:t>Join multiplication check:</w:t>
+      </w:r>
+      <w:r>
+        <w:rPr>
+          <w:sz w:val="20"/>
+          <w:szCs w:val="20"/>
+          <w:shd w:val="clear" w:color="auto" w:fill="FFFFFF"/>
+        </w:rPr>
+        <w:t> </w:t>
+      </w:r>
+      <w:r>
+        <w:rPr>
+          <w:rStyle w:val="HTMLCode"/>
+          <w:rFonts w:ascii="Times New Roman" w:hAnsi="Times New Roman" w:cs="Times New Roman"/>
+          <w:bdr w:val="none" w:sz="0" w:space="0" w:color="auto" w:frame="1"/>
+          <w:shd w:val="clear" w:color="auto" w:fill="EEEEEE"/>
+        </w:rPr>
+        <w:t>validate="</w:t>
+      </w:r>
+      <w:proofErr w:type="spellStart"/>
+      <w:r>
+        <w:rPr>
+          <w:rStyle w:val="HTMLCode"/>
+          <w:rFonts w:ascii="Times New Roman" w:hAnsi="Times New Roman" w:cs="Times New Roman"/>
+          <w:bdr w:val="none" w:sz="0" w:space="0" w:color="auto" w:frame="1"/>
+          <w:shd w:val="clear" w:color="auto" w:fill="EEEEEE"/>
+        </w:rPr>
+        <w:t>one_to_one</w:t>
+      </w:r>
+      <w:proofErr w:type="spellEnd"/>
+      <w:r>
+        <w:rPr>
+          <w:rStyle w:val="HTMLCode"/>
+          <w:rFonts w:ascii="Times New Roman" w:hAnsi="Times New Roman" w:cs="Times New Roman"/>
+          <w:bdr w:val="none" w:sz="0" w:space="0" w:color="auto" w:frame="1"/>
+          <w:shd w:val="clear" w:color="auto" w:fill="EEEEEE"/>
+        </w:rPr>
+        <w:t>"</w:t>
+      </w:r>
+      <w:r>
+        <w:rPr>
+          <w:sz w:val="20"/>
+          <w:szCs w:val="20"/>
+          <w:shd w:val="clear" w:color="auto" w:fill="FFFFFF"/>
+        </w:rPr>
+        <w:t> matches all 5000 pairs, leaves zero unmatched keys and produces a row-multiplication factor of 1.000.</w:t>
+      </w:r>
+      <w:r>
+        <w:rPr>
+          <w:sz w:val="20"/>
+          <w:szCs w:val="20"/>
+        </w:rPr>
+        <w:br/>
+      </w:r>
+      <w:r>
+        <w:rPr>
+          <w:rStyle w:val="Strong"/>
+          <w:sz w:val="20"/>
+          <w:szCs w:val="20"/>
+          <w:shd w:val="clear" w:color="auto" w:fill="FFFFFF"/>
+        </w:rPr>
+        <w:t>Result:</w:t>
+      </w:r>
+      <w:r>
+        <w:rPr>
+          <w:sz w:val="20"/>
+          <w:szCs w:val="20"/>
+          <w:shd w:val="clear" w:color="auto" w:fill="FFFFFF"/>
+        </w:rPr>
+        <w:t> Late rates do not rise monotonically with order value. Express ranges from 3.03% in Q3 (6/198) to 5.36% in Q4 (9/168); Standard ranges from 3.16% in Q1 (27/854) to 4.74% in Q3 (38/802).</w:t>
+      </w:r>
+      <w:r>
+        <w:rPr>
+          <w:sz w:val="20"/>
+          <w:szCs w:val="20"/>
+        </w:rPr>
+        <w:br/>
+      </w:r>
+      <w:r>
+        <w:rPr>
+          <w:rStyle w:val="Strong"/>
+          <w:sz w:val="20"/>
+          <w:szCs w:val="20"/>
+          <w:shd w:val="clear" w:color="auto" w:fill="FFFFFF"/>
+        </w:rPr>
+        <w:t>Material limitation:</w:t>
+      </w:r>
+      <w:r>
+        <w:rPr>
+          <w:sz w:val="20"/>
+          <w:szCs w:val="20"/>
+          <w:shd w:val="clear" w:color="auto" w:fill="FFFFFF"/>
+        </w:rPr>
+        <w:t> Value bands are dataset-</w:t>
+      </w:r>
       <w:proofErr w:type="gramStart"/>
       <w:r>
         <w:rPr>
           <w:sz w:val="20"/>
           <w:szCs w:val="20"/>
-        </w:rPr>
-        <w:t>orders.order</w:t>
+          <w:shd w:val="clear" w:color="auto" w:fill="FFFFFF"/>
+        </w:rPr>
+        <w:t>specific</w:t>
       </w:r>
       <w:proofErr w:type="gramEnd"/>
       <w:r>
         <w:rPr>
           <w:sz w:val="20"/>
           <w:szCs w:val="20"/>
-        </w:rPr>
-        <w:t>_id</w:t>
-      </w:r>
-      <w:proofErr w:type="spellEnd"/>
-      <w:r>
-        <w:rPr>
-          <w:sz w:val="20"/>
-          <w:szCs w:val="20"/>
-        </w:rPr>
-        <w:t xml:space="preserve"> to </w:t>
-      </w:r>
-      <w:proofErr w:type="spellStart"/>
-      <w:proofErr w:type="gramStart"/>
-      <w:r>
-        <w:rPr>
-          <w:sz w:val="20"/>
-          <w:szCs w:val="20"/>
-        </w:rPr>
-        <w:t>deliveries.order</w:t>
-      </w:r>
-      <w:proofErr w:type="gramEnd"/>
-      <w:r>
-        <w:rPr>
-          <w:sz w:val="20"/>
-          <w:szCs w:val="20"/>
-        </w:rPr>
-        <w:t>_id</w:t>
-      </w:r>
-      <w:proofErr w:type="spellEnd"/>
-      <w:r>
-        <w:rPr>
-          <w:sz w:val="20"/>
-          <w:szCs w:val="20"/>
-        </w:rPr>
-        <w:t xml:space="preserve"> (one-to-one).</w:t>
-      </w:r>
-    </w:p>
-    <w:p>
-      <w:pPr>
-        <w:rPr>
-          <w:sz w:val="20"/>
-          <w:szCs w:val="20"/>
-        </w:rPr>
-      </w:pPr>
-      <w:r>
-        <w:rPr>
-          <w:b/>
-          <w:sz w:val="20"/>
-          <w:szCs w:val="20"/>
-        </w:rPr>
-        <w:t xml:space="preserve">Result: </w:t>
-      </w:r>
-      <w:r>
-        <w:rPr>
-          <w:sz w:val="20"/>
-          <w:szCs w:val="20"/>
-        </w:rPr>
-        <w:t>Late rates are non-monotonic across value quintiles. Express ranges from 3.03%-5.36% and Standard from 3.16%-4.74%.</w:t>
-      </w:r>
-    </w:p>
-    <w:p>
-      <w:pPr>
-        <w:spacing w:after="40"/>
-        <w:rPr>
-          <w:sz w:val="20"/>
-          <w:szCs w:val="20"/>
-        </w:rPr>
-      </w:pPr>
-      <w:r>
-        <w:rPr>
-          <w:b/>
-          <w:sz w:val="20"/>
-          <w:szCs w:val="20"/>
-        </w:rPr>
-        <w:t xml:space="preserve">Limitation: </w:t>
-      </w:r>
-      <w:r>
-        <w:rPr>
-          <w:sz w:val="20"/>
-          <w:szCs w:val="20"/>
-        </w:rPr>
-        <w:t xml:space="preserve">Value bands are sample-specific, operational mix is </w:t>
-      </w:r>
-      <w:proofErr w:type="gramStart"/>
-      <w:r>
-        <w:rPr>
-          <w:sz w:val="20"/>
-          <w:szCs w:val="20"/>
-        </w:rPr>
-        <w:t>uncontrolled</w:t>
-      </w:r>
-      <w:proofErr w:type="gramEnd"/>
-      <w:r>
-        <w:rPr>
-          <w:sz w:val="20"/>
-          <w:szCs w:val="20"/>
-        </w:rPr>
-        <w:t xml:space="preserve"> and Express cells contain only 5-9 late events.</w:t>
-      </w:r>
-    </w:p>
-    <w:p>
-      <w:r>
+          <w:shd w:val="clear" w:color="auto" w:fill="FFFFFF"/>
+        </w:rPr>
+        <w:t xml:space="preserve"> and the analysis does not adjust for distance, carrier, warehouse, season or product mix. Express cells contain only 5–9 late events.</w:t>
+      </w:r>
+      <w:r>
+        <w:rPr>
+          <w:sz w:val="20"/>
+          <w:szCs w:val="20"/>
+        </w:rPr>
+        <w:t xml:space="preserve"> </w:t>
+      </w:r>
+      <w:r>
+        <w:rPr>
+          <w:sz w:val="20"/>
+          <w:szCs w:val="20"/>
+        </w:rPr>
         <w:br w:type="page"/>
       </w:r>
     </w:p>
@@ -4028,6 +4743,7 @@
       <w:pPr>
         <w:keepNext/>
         <w:spacing w:before="40" w:after="40"/>
+        <w:jc w:val="both"/>
         <w:rPr>
           <w:i/>
           <w:iCs/>
@@ -4048,7 +4764,7 @@
       <w:pPr>
         <w:keepNext/>
         <w:spacing w:after="20"/>
-        <w:jc w:val="center"/>
+        <w:jc w:val="both"/>
       </w:pPr>
       <w:r>
         <w:rPr>
@@ -4093,54 +4809,102 @@
     </w:p>
     <w:p>
       <w:pPr>
-        <w:rPr>
-          <w:sz w:val="20"/>
-          <w:szCs w:val="20"/>
-        </w:rPr>
-      </w:pPr>
-      <w:r>
-        <w:rPr>
-          <w:b/>
-          <w:sz w:val="20"/>
-          <w:szCs w:val="20"/>
-        </w:rPr>
-        <w:t xml:space="preserve">Question: </w:t>
-      </w:r>
-      <w:r>
-        <w:rPr>
-          <w:sz w:val="20"/>
-          <w:szCs w:val="20"/>
-        </w:rPr>
-        <w:t>How do review length and helpful votes vary across rating and language groups?</w:t>
-      </w:r>
-    </w:p>
-    <w:p>
-      <w:pPr>
-        <w:rPr>
-          <w:sz w:val="20"/>
-          <w:szCs w:val="20"/>
-        </w:rPr>
-      </w:pPr>
-      <w:r>
-        <w:rPr>
-          <w:b/>
-          <w:sz w:val="20"/>
-          <w:szCs w:val="20"/>
-        </w:rPr>
-        <w:t xml:space="preserve">Unit and denominator: </w:t>
-      </w:r>
-      <w:r>
-        <w:rPr>
-          <w:sz w:val="20"/>
-          <w:szCs w:val="20"/>
-        </w:rPr>
-        <w:t xml:space="preserve">one canonical review; n=7,000 (6,311 English and 689 non-English). Table: </w:t>
+        <w:pStyle w:val="NormalWeb"/>
+        <w:shd w:val="clear" w:color="auto" w:fill="FFFFFF"/>
+        <w:spacing w:before="0" w:beforeAutospacing="0" w:after="240" w:afterAutospacing="0"/>
+        <w:rPr>
+          <w:sz w:val="20"/>
+          <w:szCs w:val="20"/>
+        </w:rPr>
+      </w:pPr>
+      <w:r>
+        <w:rPr>
+          <w:rStyle w:val="Strong"/>
+          <w:sz w:val="20"/>
+          <w:szCs w:val="20"/>
+        </w:rPr>
+        <w:t>Analytical question:</w:t>
+      </w:r>
+      <w:r>
+        <w:rPr>
+          <w:sz w:val="20"/>
+          <w:szCs w:val="20"/>
+        </w:rPr>
+        <w:t> How do review length and helpful votes vary across rating and language groups?</w:t>
+      </w:r>
+      <w:r>
+        <w:rPr>
+          <w:sz w:val="20"/>
+          <w:szCs w:val="20"/>
+        </w:rPr>
+        <w:br/>
+      </w:r>
+      <w:r>
+        <w:rPr>
+          <w:rStyle w:val="Strong"/>
+          <w:sz w:val="20"/>
+          <w:szCs w:val="20"/>
+        </w:rPr>
+        <w:t>Observation unit:</w:t>
+      </w:r>
+      <w:r>
+        <w:rPr>
+          <w:sz w:val="20"/>
+          <w:szCs w:val="20"/>
+        </w:rPr>
+        <w:t> One canonical product review.</w:t>
+      </w:r>
+      <w:r>
+        <w:rPr>
+          <w:sz w:val="20"/>
+          <w:szCs w:val="20"/>
+        </w:rPr>
+        <w:br/>
+      </w:r>
+      <w:r>
+        <w:rPr>
+          <w:rStyle w:val="Strong"/>
+          <w:sz w:val="20"/>
+          <w:szCs w:val="20"/>
+        </w:rPr>
+        <w:t>Denominator:</w:t>
+      </w:r>
+      <w:r>
+        <w:rPr>
+          <w:sz w:val="20"/>
+          <w:szCs w:val="20"/>
+        </w:rPr>
+        <w:t> All 7000 reviews—6311 English and 689 non-English; point denominators are reported in the summary table.</w:t>
+      </w:r>
+      <w:r>
+        <w:rPr>
+          <w:sz w:val="20"/>
+          <w:szCs w:val="20"/>
+        </w:rPr>
+        <w:br/>
+      </w:r>
+      <w:r>
+        <w:rPr>
+          <w:rStyle w:val="Strong"/>
+          <w:sz w:val="20"/>
+          <w:szCs w:val="20"/>
+        </w:rPr>
+        <w:t>Tables used:</w:t>
+      </w:r>
+      <w:r>
+        <w:rPr>
+          <w:sz w:val="20"/>
+          <w:szCs w:val="20"/>
+        </w:rPr>
+        <w:t> </w:t>
       </w:r>
       <w:proofErr w:type="spellStart"/>
       <w:r>
         <w:rPr>
-          <w:sz w:val="20"/>
-          <w:szCs w:val="20"/>
+          <w:rStyle w:val="HTMLCode"/>
+          <w:rFonts w:ascii="Times New Roman" w:hAnsi="Times New Roman" w:cs="Times New Roman"/>
+          <w:bdr w:val="none" w:sz="0" w:space="0" w:color="auto" w:frame="1"/>
+          <w:shd w:val="clear" w:color="auto" w:fill="EEEEEE"/>
         </w:rPr>
         <w:t>product_reviews</w:t>
       </w:r>
@@ -4152,79 +4916,122 @@
         </w:rPr>
         <w:t>.</w:t>
       </w:r>
-    </w:p>
-    <w:p>
-      <w:pPr>
-        <w:rPr>
-          <w:sz w:val="20"/>
-          <w:szCs w:val="20"/>
-        </w:rPr>
-      </w:pPr>
-      <w:r>
-        <w:rPr>
-          <w:b/>
-          <w:sz w:val="20"/>
-          <w:szCs w:val="20"/>
-        </w:rPr>
-        <w:t xml:space="preserve">Result: </w:t>
-      </w:r>
-      <w:r>
-        <w:rPr>
-          <w:sz w:val="20"/>
-          <w:szCs w:val="20"/>
-        </w:rPr>
-        <w:t>English median length declines from 974 characters at 1 star to about 905 at 5 stars; helpful-vote medians remain around 42-50.</w:t>
-      </w:r>
-    </w:p>
-    <w:p>
-      <w:pPr>
-        <w:spacing w:after="40"/>
-        <w:rPr>
-          <w:sz w:val="20"/>
-          <w:szCs w:val="20"/>
-        </w:rPr>
-      </w:pPr>
-      <w:r>
-        <w:rPr>
-          <w:b/>
-          <w:sz w:val="20"/>
-          <w:szCs w:val="20"/>
-        </w:rPr>
-        <w:t xml:space="preserve">Limitation: </w:t>
-      </w:r>
-      <w:r>
-        <w:rPr>
-          <w:sz w:val="20"/>
-          <w:szCs w:val="20"/>
-        </w:rPr>
-        <w:t>Language groups are unequal, non-English combines scripts and helpful votes depend on unavailable exposure time.</w:t>
-      </w:r>
-    </w:p>
-    <w:p>
-      <w:pPr>
-        <w:spacing w:after="40"/>
-        <w:rPr>
-          <w:sz w:val="20"/>
-          <w:szCs w:val="20"/>
-        </w:rPr>
-      </w:pPr>
-    </w:p>
-    <w:p>
-      <w:pPr>
-        <w:spacing w:after="40"/>
-        <w:rPr>
-          <w:sz w:val="20"/>
-          <w:szCs w:val="20"/>
-        </w:rPr>
-      </w:pPr>
-    </w:p>
-    <w:p>
-      <w:pPr>
-        <w:keepNext/>
-        <w:spacing w:before="40" w:after="40"/>
-        <w:rPr>
-          <w:i/>
-          <w:iCs/>
+      <w:r>
+        <w:rPr>
+          <w:sz w:val="20"/>
+          <w:szCs w:val="20"/>
+        </w:rPr>
+        <w:br/>
+      </w:r>
+      <w:r>
+        <w:rPr>
+          <w:rStyle w:val="Strong"/>
+          <w:sz w:val="20"/>
+          <w:szCs w:val="20"/>
+        </w:rPr>
+        <w:t>Join keys:</w:t>
+      </w:r>
+      <w:r>
+        <w:rPr>
+          <w:sz w:val="20"/>
+          <w:szCs w:val="20"/>
+        </w:rPr>
+        <w:t> No join; </w:t>
+      </w:r>
+      <w:proofErr w:type="spellStart"/>
+      <w:r>
+        <w:rPr>
+          <w:rStyle w:val="HTMLCode"/>
+          <w:rFonts w:ascii="Times New Roman" w:hAnsi="Times New Roman" w:cs="Times New Roman"/>
+          <w:bdr w:val="none" w:sz="0" w:space="0" w:color="auto" w:frame="1"/>
+          <w:shd w:val="clear" w:color="auto" w:fill="EEEEEE"/>
+        </w:rPr>
+        <w:t>review_id</w:t>
+      </w:r>
+      <w:proofErr w:type="spellEnd"/>
+      <w:r>
+        <w:rPr>
+          <w:sz w:val="20"/>
+          <w:szCs w:val="20"/>
+        </w:rPr>
+        <w:t> is checked as the primary key.</w:t>
+      </w:r>
+      <w:r>
+        <w:rPr>
+          <w:sz w:val="20"/>
+          <w:szCs w:val="20"/>
+        </w:rPr>
+        <w:br/>
+      </w:r>
+      <w:r>
+        <w:rPr>
+          <w:rStyle w:val="Strong"/>
+          <w:sz w:val="20"/>
+          <w:szCs w:val="20"/>
+        </w:rPr>
+        <w:t>Join multiplication check:</w:t>
+      </w:r>
+      <w:r>
+        <w:rPr>
+          <w:sz w:val="20"/>
+          <w:szCs w:val="20"/>
+        </w:rPr>
+        <w:t> Not applicable; the analysis remains at one row per review.</w:t>
+      </w:r>
+      <w:r>
+        <w:rPr>
+          <w:sz w:val="20"/>
+          <w:szCs w:val="20"/>
+        </w:rPr>
+        <w:br/>
+      </w:r>
+      <w:r>
+        <w:rPr>
+          <w:rStyle w:val="Strong"/>
+          <w:sz w:val="20"/>
+          <w:szCs w:val="20"/>
+        </w:rPr>
+        <w:t>Result:</w:t>
+      </w:r>
+      <w:r>
+        <w:rPr>
+          <w:sz w:val="20"/>
+          <w:szCs w:val="20"/>
+        </w:rPr>
+        <w:t> English median review length falls from 974 characters at 1 star to about 905 at 5 stars; non-English medians range from 753 to 903 without a monotonic pattern. Median helpful votes remain about 42–50 across groups.</w:t>
+      </w:r>
+      <w:r>
+        <w:rPr>
+          <w:sz w:val="20"/>
+          <w:szCs w:val="20"/>
+        </w:rPr>
+        <w:br/>
+      </w:r>
+      <w:r>
+        <w:rPr>
+          <w:rStyle w:val="Strong"/>
+          <w:sz w:val="20"/>
+          <w:szCs w:val="20"/>
+        </w:rPr>
+        <w:t>Material limitation:</w:t>
+      </w:r>
+      <w:r>
+        <w:rPr>
+          <w:sz w:val="20"/>
+          <w:szCs w:val="20"/>
+        </w:rPr>
+        <w:t> English dominates the sample and non-English combines several scripts. Character length is not perfectly comparable across scripts, while helpful votes depend on unavailable exposure time.</w:t>
+      </w:r>
+    </w:p>
+    <w:p>
+      <w:pPr>
+        <w:pStyle w:val="NormalWeb"/>
+        <w:shd w:val="clear" w:color="auto" w:fill="FFFFFF"/>
+        <w:spacing w:before="0" w:beforeAutospacing="0" w:after="240" w:afterAutospacing="0"/>
+        <w:jc w:val="both"/>
+        <w:rPr>
+          <w:sz w:val="20"/>
+          <w:szCs w:val="20"/>
         </w:rPr>
       </w:pPr>
       <w:r>
@@ -4241,7 +5048,7 @@
       <w:pPr>
         <w:keepNext/>
         <w:spacing w:after="20"/>
-        <w:jc w:val="center"/>
+        <w:jc w:val="both"/>
       </w:pPr>
       <w:r>
         <w:rPr>
@@ -4293,159 +5100,293 @@
       </w:pPr>
       <w:r>
         <w:rPr>
-          <w:b/>
-          <w:sz w:val="20"/>
-          <w:szCs w:val="20"/>
-        </w:rPr>
-        <w:t xml:space="preserve">Question: </w:t>
-      </w:r>
-      <w:r>
-        <w:rPr>
-          <w:sz w:val="20"/>
-          <w:szCs w:val="20"/>
-        </w:rPr>
-        <w:t>How do ratings differ by category, and does review volume explain the category result?</w:t>
-      </w:r>
-    </w:p>
-    <w:p>
-      <w:pPr>
-        <w:rPr>
-          <w:sz w:val="20"/>
-          <w:szCs w:val="20"/>
-        </w:rPr>
-      </w:pPr>
-      <w:r>
-        <w:rPr>
-          <w:b/>
-          <w:sz w:val="20"/>
-          <w:szCs w:val="20"/>
-        </w:rPr>
-        <w:t xml:space="preserve">Unit and denominator: </w:t>
-      </w:r>
-      <w:r>
-        <w:rPr>
-          <w:sz w:val="20"/>
-          <w:szCs w:val="20"/>
-        </w:rPr>
-        <w:t xml:space="preserve">one review; n=7,000. Join: </w:t>
+          <w:rStyle w:val="Strong"/>
+          <w:sz w:val="20"/>
+          <w:szCs w:val="20"/>
+          <w:shd w:val="clear" w:color="auto" w:fill="FFFFFF"/>
+        </w:rPr>
+        <w:t>Analytical question:</w:t>
+      </w:r>
+      <w:r>
+        <w:rPr>
+          <w:sz w:val="20"/>
+          <w:szCs w:val="20"/>
+          <w:shd w:val="clear" w:color="auto" w:fill="FFFFFF"/>
+        </w:rPr>
+        <w:t> How do review ratings differ across product categories, and does review volume explain the apparent category result?</w:t>
+      </w:r>
+      <w:r>
+        <w:rPr>
+          <w:sz w:val="20"/>
+          <w:szCs w:val="20"/>
+        </w:rPr>
+        <w:br/>
+      </w:r>
+      <w:r>
+        <w:rPr>
+          <w:rStyle w:val="Strong"/>
+          <w:sz w:val="20"/>
+          <w:szCs w:val="20"/>
+          <w:shd w:val="clear" w:color="auto" w:fill="FFFFFF"/>
+        </w:rPr>
+        <w:t>Observation unit:</w:t>
+      </w:r>
+      <w:r>
+        <w:rPr>
+          <w:sz w:val="20"/>
+          <w:szCs w:val="20"/>
+          <w:shd w:val="clear" w:color="auto" w:fill="FFFFFF"/>
+        </w:rPr>
+        <w:t> One canonical product review classified by its matched product category.</w:t>
+      </w:r>
+      <w:r>
+        <w:rPr>
+          <w:sz w:val="20"/>
+          <w:szCs w:val="20"/>
+        </w:rPr>
+        <w:br/>
+      </w:r>
+      <w:r>
+        <w:rPr>
+          <w:rStyle w:val="Strong"/>
+          <w:sz w:val="20"/>
+          <w:szCs w:val="20"/>
+          <w:shd w:val="clear" w:color="auto" w:fill="FFFFFF"/>
+        </w:rPr>
+        <w:t>Denominator:</w:t>
+      </w:r>
+      <w:r>
+        <w:rPr>
+          <w:sz w:val="20"/>
+          <w:szCs w:val="20"/>
+          <w:shd w:val="clear" w:color="auto" w:fill="FFFFFF"/>
+        </w:rPr>
+        <w:t> All 7000 reviews; category denominators range from 666 to 721.</w:t>
+      </w:r>
+      <w:r>
+        <w:rPr>
+          <w:sz w:val="20"/>
+          <w:szCs w:val="20"/>
+        </w:rPr>
+        <w:br/>
+      </w:r>
+      <w:r>
+        <w:rPr>
+          <w:rStyle w:val="Strong"/>
+          <w:sz w:val="20"/>
+          <w:szCs w:val="20"/>
+          <w:shd w:val="clear" w:color="auto" w:fill="FFFFFF"/>
+        </w:rPr>
+        <w:t>Tables used:</w:t>
+      </w:r>
+      <w:r>
+        <w:rPr>
+          <w:sz w:val="20"/>
+          <w:szCs w:val="20"/>
+          <w:shd w:val="clear" w:color="auto" w:fill="FFFFFF"/>
+        </w:rPr>
+        <w:t> </w:t>
       </w:r>
       <w:proofErr w:type="spellStart"/>
       <w:r>
         <w:rPr>
-          <w:sz w:val="20"/>
-          <w:szCs w:val="20"/>
-        </w:rPr>
-        <w:t>product_</w:t>
-      </w:r>
-      <w:proofErr w:type="gramStart"/>
-      <w:r>
-        <w:rPr>
-          <w:sz w:val="20"/>
-          <w:szCs w:val="20"/>
-        </w:rPr>
-        <w:t>reviews.product</w:t>
-      </w:r>
-      <w:proofErr w:type="gramEnd"/>
-      <w:r>
-        <w:rPr>
-          <w:sz w:val="20"/>
-          <w:szCs w:val="20"/>
-        </w:rPr>
-        <w:t>_id</w:t>
+          <w:rStyle w:val="HTMLCode"/>
+          <w:rFonts w:ascii="Times New Roman" w:hAnsi="Times New Roman" w:cs="Times New Roman"/>
+          <w:bdr w:val="none" w:sz="0" w:space="0" w:color="auto" w:frame="1"/>
+          <w:shd w:val="clear" w:color="auto" w:fill="EEEEEE"/>
+        </w:rPr>
+        <w:t>product_reviews</w:t>
       </w:r>
       <w:proofErr w:type="spellEnd"/>
       <w:r>
         <w:rPr>
           <w:sz w:val="20"/>
           <w:szCs w:val="20"/>
-        </w:rPr>
-        <w:t xml:space="preserve"> to </w:t>
+          <w:shd w:val="clear" w:color="auto" w:fill="FFFFFF"/>
+        </w:rPr>
+        <w:t> and </w:t>
+      </w:r>
+      <w:r>
+        <w:rPr>
+          <w:rStyle w:val="HTMLCode"/>
+          <w:rFonts w:ascii="Times New Roman" w:hAnsi="Times New Roman" w:cs="Times New Roman"/>
+          <w:bdr w:val="none" w:sz="0" w:space="0" w:color="auto" w:frame="1"/>
+          <w:shd w:val="clear" w:color="auto" w:fill="EEEEEE"/>
+        </w:rPr>
+        <w:t>products</w:t>
+      </w:r>
+      <w:r>
+        <w:rPr>
+          <w:sz w:val="20"/>
+          <w:szCs w:val="20"/>
+          <w:shd w:val="clear" w:color="auto" w:fill="FFFFFF"/>
+        </w:rPr>
+        <w:t>.</w:t>
+      </w:r>
+      <w:r>
+        <w:rPr>
+          <w:sz w:val="20"/>
+          <w:szCs w:val="20"/>
+        </w:rPr>
+        <w:br/>
+      </w:r>
+      <w:r>
+        <w:rPr>
+          <w:rStyle w:val="Strong"/>
+          <w:sz w:val="20"/>
+          <w:szCs w:val="20"/>
+          <w:shd w:val="clear" w:color="auto" w:fill="FFFFFF"/>
+        </w:rPr>
+        <w:t>Join keys:</w:t>
+      </w:r>
+      <w:r>
+        <w:rPr>
+          <w:sz w:val="20"/>
+          <w:szCs w:val="20"/>
+          <w:shd w:val="clear" w:color="auto" w:fill="FFFFFF"/>
+        </w:rPr>
+        <w:t> </w:t>
       </w:r>
       <w:proofErr w:type="spellStart"/>
-      <w:proofErr w:type="gramStart"/>
-      <w:r>
-        <w:rPr>
-          <w:sz w:val="20"/>
-          <w:szCs w:val="20"/>
-        </w:rPr>
-        <w:t>products.product</w:t>
-      </w:r>
-      <w:proofErr w:type="gramEnd"/>
-      <w:r>
-        <w:rPr>
-          <w:sz w:val="20"/>
-          <w:szCs w:val="20"/>
-        </w:rPr>
-        <w:t>_id</w:t>
+      <w:r>
+        <w:rPr>
+          <w:rStyle w:val="HTMLCode"/>
+          <w:rFonts w:ascii="Times New Roman" w:hAnsi="Times New Roman" w:cs="Times New Roman"/>
+          <w:bdr w:val="none" w:sz="0" w:space="0" w:color="auto" w:frame="1"/>
+          <w:shd w:val="clear" w:color="auto" w:fill="EEEEEE"/>
+        </w:rPr>
+        <w:t>product_reviews.product_id</w:t>
       </w:r>
       <w:proofErr w:type="spellEnd"/>
       <w:r>
         <w:rPr>
-          <w:sz w:val="20"/>
-          <w:szCs w:val="20"/>
-        </w:rPr>
-        <w:t xml:space="preserve"> (many-to-one).</w:t>
-      </w:r>
-    </w:p>
-    <w:p>
-      <w:pPr>
-        <w:rPr>
-          <w:sz w:val="20"/>
-          <w:szCs w:val="20"/>
-        </w:rPr>
-      </w:pPr>
-      <w:r>
-        <w:rPr>
-          <w:b/>
-          <w:sz w:val="20"/>
-          <w:szCs w:val="20"/>
-        </w:rPr>
-        <w:t xml:space="preserve">Result: </w:t>
-      </w:r>
-      <w:r>
-        <w:rPr>
-          <w:sz w:val="20"/>
-          <w:szCs w:val="20"/>
-        </w:rPr>
-        <w:t>Mean rating ranges from 3.29 for Audio to 4.20 for Accessory. Review volume is balanced and weakly related to mean rating (r=0.156).</w:t>
-      </w:r>
-    </w:p>
-    <w:p>
-      <w:pPr>
-        <w:spacing w:after="40"/>
-        <w:rPr>
-          <w:sz w:val="20"/>
-          <w:szCs w:val="20"/>
-        </w:rPr>
-      </w:pPr>
-      <w:r>
-        <w:rPr>
-          <w:b/>
-          <w:sz w:val="20"/>
-          <w:szCs w:val="20"/>
-        </w:rPr>
-        <w:t xml:space="preserve">Limitation: </w:t>
-      </w:r>
-      <w:r>
-        <w:rPr>
-          <w:sz w:val="20"/>
-          <w:szCs w:val="20"/>
-        </w:rPr>
-        <w:t>Category means may reflect product mix, reviewer selection, price, brand, fulfilment or timing.</w:t>
-      </w:r>
-    </w:p>
-    <w:p>
-      <w:r>
-        <w:br w:type="page"/>
-      </w:r>
+          <w:rStyle w:val="HTMLCode"/>
+          <w:rFonts w:ascii="Times New Roman" w:hAnsi="Times New Roman" w:cs="Times New Roman"/>
+          <w:bdr w:val="none" w:sz="0" w:space="0" w:color="auto" w:frame="1"/>
+          <w:shd w:val="clear" w:color="auto" w:fill="EEEEEE"/>
+        </w:rPr>
+        <w:t xml:space="preserve"> = </w:t>
+      </w:r>
+      <w:proofErr w:type="spellStart"/>
+      <w:r>
+        <w:rPr>
+          <w:rStyle w:val="HTMLCode"/>
+          <w:rFonts w:ascii="Times New Roman" w:hAnsi="Times New Roman" w:cs="Times New Roman"/>
+          <w:bdr w:val="none" w:sz="0" w:space="0" w:color="auto" w:frame="1"/>
+          <w:shd w:val="clear" w:color="auto" w:fill="EEEEEE"/>
+        </w:rPr>
+        <w:t>products.product_id</w:t>
+      </w:r>
+      <w:proofErr w:type="spellEnd"/>
+      <w:r>
+        <w:rPr>
+          <w:sz w:val="20"/>
+          <w:szCs w:val="20"/>
+          <w:shd w:val="clear" w:color="auto" w:fill="FFFFFF"/>
+        </w:rPr>
+        <w:t>.</w:t>
+      </w:r>
+      <w:r>
+        <w:rPr>
+          <w:sz w:val="20"/>
+          <w:szCs w:val="20"/>
+        </w:rPr>
+        <w:br/>
+      </w:r>
+      <w:r>
+        <w:rPr>
+          <w:rStyle w:val="Strong"/>
+          <w:sz w:val="20"/>
+          <w:szCs w:val="20"/>
+          <w:shd w:val="clear" w:color="auto" w:fill="FFFFFF"/>
+        </w:rPr>
+        <w:t>Join multiplication check:</w:t>
+      </w:r>
+      <w:r>
+        <w:rPr>
+          <w:sz w:val="20"/>
+          <w:szCs w:val="20"/>
+          <w:shd w:val="clear" w:color="auto" w:fill="FFFFFF"/>
+        </w:rPr>
+        <w:t> A validated many-to-one join retains 7000 rows, zero orphan keys and zero multiplied reviews.</w:t>
+      </w:r>
+      <w:r>
+        <w:rPr>
+          <w:sz w:val="20"/>
+          <w:szCs w:val="20"/>
+        </w:rPr>
+        <w:br/>
+      </w:r>
+      <w:r>
+        <w:rPr>
+          <w:rStyle w:val="Strong"/>
+          <w:sz w:val="20"/>
+          <w:szCs w:val="20"/>
+          <w:shd w:val="clear" w:color="auto" w:fill="FFFFFF"/>
+        </w:rPr>
+        <w:lastRenderedPageBreak/>
+        <w:t>Result:</w:t>
+      </w:r>
+      <w:r>
+        <w:rPr>
+          <w:sz w:val="20"/>
+          <w:szCs w:val="20"/>
+          <w:shd w:val="clear" w:color="auto" w:fill="FFFFFF"/>
+        </w:rPr>
+        <w:t> Mean rating ranges from 3.29 for Audio to 4.20 for Accessory, a 0.91-star gap. Category review volume is comparatively balanced and weakly correlated with mean rating (Pearson r=0.156).</w:t>
+      </w:r>
+      <w:r>
+        <w:rPr>
+          <w:sz w:val="20"/>
+          <w:szCs w:val="20"/>
+        </w:rPr>
+        <w:br/>
+      </w:r>
+      <w:r>
+        <w:rPr>
+          <w:rStyle w:val="Strong"/>
+          <w:sz w:val="20"/>
+          <w:szCs w:val="20"/>
+          <w:shd w:val="clear" w:color="auto" w:fill="FFFFFF"/>
+        </w:rPr>
+        <w:t>Material limitation:</w:t>
+      </w:r>
+      <w:r>
+        <w:rPr>
+          <w:sz w:val="20"/>
+          <w:szCs w:val="20"/>
+          <w:shd w:val="clear" w:color="auto" w:fill="FFFFFF"/>
+        </w:rPr>
+        <w:t> Category means may reflect product mix, reviewer selection, price, brand, fulfilment or review timing. Reviews are not a random sample of all purchasers.</w:t>
+      </w:r>
+      <w:r>
+        <w:rPr>
+          <w:sz w:val="20"/>
+          <w:szCs w:val="20"/>
+        </w:rPr>
+        <w:t xml:space="preserve"> </w:t>
+      </w:r>
+      <w:bookmarkStart w:id="9" w:name="_Toc239766922"/>
+    </w:p>
+    <w:p>
+      <w:pPr>
+        <w:jc w:val="both"/>
+        <w:rPr>
+          <w:sz w:val="20"/>
+          <w:szCs w:val="20"/>
+        </w:rPr>
+      </w:pPr>
     </w:p>
     <w:p>
       <w:pPr>
         <w:pStyle w:val="Heading1"/>
-      </w:pPr>
-      <w:bookmarkStart w:id="9" w:name="_Toc239766922"/>
-      <w:r>
-        <w:lastRenderedPageBreak/>
+        <w:jc w:val="both"/>
+        <w:rPr>
+          <w:sz w:val="20"/>
+          <w:szCs w:val="20"/>
+        </w:rPr>
+      </w:pPr>
+      <w:r>
         <w:t xml:space="preserve">4. Evidence-Based </w:t>
       </w:r>
       <w:r>
@@ -4462,6 +5403,7 @@
     <w:p>
       <w:pPr>
         <w:pStyle w:val="NoSpacing"/>
+        <w:jc w:val="both"/>
         <w:rPr>
           <w:rFonts w:ascii="Times New Roman" w:hAnsi="Times New Roman" w:cs="Times New Roman"/>
           <w:sz w:val="24"/>
@@ -4482,7 +5424,7 @@
           <w:sz w:val="24"/>
           <w:szCs w:val="24"/>
         </w:rPr>
-        <w:t>At the one-order grain, Figure 1 shows a right-skewed distribution across 5000 completed orders: the median is $2,491.42 and the IQR is $1,449.17</w:t>
+        <w:t>At the one-order grain, Figure 1 shows a right-skewed distribution across 5000 completed orders: the median is $2491.42 and the IQR is $1449.17</w:t>
       </w:r>
       <w:r>
         <w:rPr>
@@ -4514,12 +5456,13 @@
           <w:sz w:val="24"/>
           <w:szCs w:val="24"/>
         </w:rPr>
-        <w:t>$3,951.42. Percentiles therefore provide a more useful description of a typical transaction than the extreme tail for retail planning. Product-price heterogeneity may explain much of the spread; category-adjusted totals should be examined before setting operational benchmarks.</w:t>
+        <w:t>$3951.42. Percentiles therefore provide a more useful description of a typical transaction than the extreme tail for retail planning. Product-price heterogeneity may explain much of the spread; category-adjusted totals should be examined before setting operational benchmarks.</w:t>
       </w:r>
     </w:p>
     <w:p>
       <w:pPr>
         <w:pStyle w:val="NoSpacing"/>
+        <w:jc w:val="both"/>
         <w:rPr>
           <w:rFonts w:ascii="Times New Roman" w:hAnsi="Times New Roman" w:cs="Times New Roman"/>
           <w:sz w:val="24"/>
@@ -4530,6 +5473,7 @@
     <w:p>
       <w:pPr>
         <w:pStyle w:val="NoSpacing"/>
+        <w:jc w:val="both"/>
         <w:rPr>
           <w:rFonts w:ascii="Times New Roman" w:hAnsi="Times New Roman" w:cs="Times New Roman"/>
           <w:sz w:val="24"/>
@@ -4548,6 +5492,7 @@
     <w:p>
       <w:pPr>
         <w:pStyle w:val="NoSpacing"/>
+        <w:jc w:val="both"/>
         <w:rPr>
           <w:rFonts w:ascii="Times New Roman" w:hAnsi="Times New Roman" w:cs="Times New Roman"/>
           <w:sz w:val="24"/>
@@ -4558,6 +5503,7 @@
     <w:p>
       <w:pPr>
         <w:pStyle w:val="NoSpacing"/>
+        <w:jc w:val="both"/>
         <w:rPr>
           <w:rFonts w:ascii="Times New Roman" w:hAnsi="Times New Roman" w:cs="Times New Roman"/>
           <w:sz w:val="24"/>
@@ -4624,6 +5570,7 @@
     <w:p>
       <w:pPr>
         <w:pStyle w:val="NoSpacing"/>
+        <w:jc w:val="both"/>
         <w:rPr>
           <w:rFonts w:ascii="Times New Roman" w:hAnsi="Times New Roman" w:cs="Times New Roman"/>
           <w:sz w:val="24"/>
@@ -4634,6 +5581,7 @@
     <w:p>
       <w:pPr>
         <w:pStyle w:val="NoSpacing"/>
+        <w:jc w:val="both"/>
         <w:rPr>
           <w:rFonts w:ascii="Times New Roman" w:hAnsi="Times New Roman" w:cs="Times New Roman"/>
           <w:color w:val="000000"/>
@@ -4662,6 +5610,7 @@
     <w:p>
       <w:pPr>
         <w:pStyle w:val="NoSpacing"/>
+        <w:jc w:val="both"/>
         <w:rPr>
           <w:rFonts w:ascii="Times New Roman" w:hAnsi="Times New Roman" w:cs="Times New Roman"/>
           <w:color w:val="000000"/>
@@ -4673,6 +5622,7 @@
     <w:p>
       <w:pPr>
         <w:pStyle w:val="NoSpacing"/>
+        <w:jc w:val="both"/>
         <w:rPr>
           <w:rFonts w:ascii="Times New Roman" w:hAnsi="Times New Roman" w:cs="Times New Roman"/>
           <w:color w:val="000000"/>
@@ -4702,6 +5652,7 @@
     <w:p>
       <w:pPr>
         <w:pStyle w:val="NoSpacing"/>
+        <w:jc w:val="both"/>
         <w:rPr>
           <w:rFonts w:ascii="Times New Roman" w:hAnsi="Times New Roman" w:cs="Times New Roman"/>
           <w:color w:val="000000"/>
@@ -4713,6 +5664,7 @@
     <w:p>
       <w:pPr>
         <w:pStyle w:val="NoSpacing"/>
+        <w:jc w:val="both"/>
         <w:rPr>
           <w:rFonts w:ascii="Times New Roman" w:hAnsi="Times New Roman" w:cs="Times New Roman"/>
           <w:color w:val="000000"/>
@@ -4751,6 +5703,7 @@
     <w:p>
       <w:pPr>
         <w:pStyle w:val="NoSpacing"/>
+        <w:jc w:val="both"/>
         <w:rPr>
           <w:rFonts w:ascii="Times New Roman" w:hAnsi="Times New Roman" w:cs="Times New Roman"/>
           <w:color w:val="000000"/>
@@ -4780,6 +5733,7 @@
     <w:p>
       <w:pPr>
         <w:pStyle w:val="NoSpacing"/>
+        <w:jc w:val="both"/>
         <w:rPr>
           <w:rFonts w:ascii="Times New Roman" w:hAnsi="Times New Roman" w:cs="Times New Roman"/>
           <w:color w:val="000000"/>
@@ -4791,6 +5745,7 @@
     <w:p>
       <w:pPr>
         <w:pStyle w:val="NoSpacing"/>
+        <w:jc w:val="both"/>
         <w:rPr>
           <w:rFonts w:ascii="Times New Roman" w:hAnsi="Times New Roman" w:cs="Times New Roman"/>
           <w:color w:val="000000"/>
@@ -4820,6 +5775,7 @@
     <w:p>
       <w:pPr>
         <w:pStyle w:val="NoSpacing"/>
+        <w:jc w:val="both"/>
         <w:rPr>
           <w:rFonts w:ascii="Times New Roman" w:hAnsi="Times New Roman" w:cs="Times New Roman"/>
           <w:color w:val="000000"/>
@@ -4831,6 +5787,7 @@
     <w:p>
       <w:pPr>
         <w:pStyle w:val="NoSpacing"/>
+        <w:jc w:val="both"/>
         <w:rPr>
           <w:rFonts w:ascii="Times New Roman" w:hAnsi="Times New Roman" w:cs="Times New Roman"/>
           <w:color w:val="000000"/>
@@ -4880,6 +5837,7 @@
     <w:p>
       <w:pPr>
         <w:pStyle w:val="NoSpacing"/>
+        <w:jc w:val="both"/>
         <w:rPr>
           <w:rFonts w:ascii="Times New Roman" w:hAnsi="Times New Roman" w:cs="Times New Roman"/>
           <w:color w:val="000000"/>
@@ -4891,6 +5849,7 @@
     <w:p>
       <w:pPr>
         <w:pStyle w:val="NoSpacing"/>
+        <w:jc w:val="both"/>
         <w:rPr>
           <w:rFonts w:ascii="Times New Roman" w:hAnsi="Times New Roman" w:cs="Times New Roman"/>
           <w:color w:val="000000"/>
@@ -4905,6 +5864,7 @@
           <w:sz w:val="24"/>
           <w:szCs w:val="24"/>
         </w:rPr>
+        <w:lastRenderedPageBreak/>
         <w:t xml:space="preserve">10. </w:t>
       </w:r>
       <w:r>
@@ -4914,22 +5874,13 @@
           <w:sz w:val="24"/>
           <w:szCs w:val="24"/>
         </w:rPr>
-        <w:t xml:space="preserve">Figure 8 shows mean rating from 3.291 for Audio (n=707) to 4.197 for Accessory (n=721), a 0.906-star gap. Category counts are balanced at 666–721 and correlate weakly with mean rating (r=0.156), so volume alone does not explain the ordering. Reviewer selection and product mix </w:t>
-      </w:r>
-      <w:r>
-        <w:rPr>
-          <w:rFonts w:ascii="Times New Roman" w:hAnsi="Times New Roman" w:cs="Times New Roman"/>
-          <w:color w:val="000000"/>
-          <w:sz w:val="24"/>
-          <w:szCs w:val="24"/>
-        </w:rPr>
-        <w:lastRenderedPageBreak/>
-        <w:t>remain plausible; use product-level, time-aware adjusted comparisons before supplier or assortment decisions.</w:t>
+        <w:t>Figure 8 shows mean rating from 3.291 for Audio (n=707) to 4.197 for Accessory (n=721), a 0.906-star gap. Category counts are balanced at 666–721 and correlate weakly with mean rating (r=0.156), so volume alone does not explain the ordering. Reviewer selection and product mix remain plausible; use product-level, time-aware adjusted comparisons before supplier or assortment decisions.</w:t>
       </w:r>
     </w:p>
     <w:p>
       <w:pPr>
         <w:pStyle w:val="NoSpacing"/>
+        <w:jc w:val="both"/>
         <w:rPr>
           <w:rFonts w:ascii="Times New Roman" w:hAnsi="Times New Roman" w:cs="Times New Roman"/>
           <w:sz w:val="24"/>
@@ -4940,16 +5891,11 @@
     <w:p>
       <w:pPr>
         <w:pStyle w:val="Heading1"/>
+        <w:jc w:val="both"/>
       </w:pPr>
       <w:bookmarkStart w:id="10" w:name="_Toc239766923"/>
       <w:r>
-        <w:t xml:space="preserve">5. Future Machine-Learning </w:t>
-      </w:r>
-      <w:r>
-        <w:t xml:space="preserve">5 </w:t>
-      </w:r>
-      <w:r>
-        <w:t>Questions</w:t>
+        <w:t>5. Future Machine-Learning 5 Questions</w:t>
       </w:r>
       <w:bookmarkEnd w:id="10"/>
     </w:p>
@@ -4957,6 +5903,7 @@
       <w:pPr>
         <w:pStyle w:val="Heading2"/>
         <w:spacing w:before="140" w:after="40"/>
+        <w:jc w:val="both"/>
         <w:rPr>
           <w:sz w:val="24"/>
           <w:szCs w:val="24"/>
@@ -4978,6 +5925,9 @@
       </w:r>
     </w:p>
     <w:p>
+      <w:pPr>
+        <w:jc w:val="both"/>
+      </w:pPr>
       <w:r>
         <w:rPr>
           <w:b/>
@@ -4989,6 +5939,9 @@
       </w:r>
     </w:p>
     <w:p>
+      <w:pPr>
+        <w:jc w:val="both"/>
+      </w:pPr>
       <w:r>
         <w:rPr>
           <w:b/>
@@ -5000,6 +5953,9 @@
       </w:r>
     </w:p>
     <w:p>
+      <w:pPr>
+        <w:jc w:val="both"/>
+      </w:pPr>
       <w:r>
         <w:rPr>
           <w:b/>
@@ -5007,10 +5963,16 @@
         <w:t xml:space="preserve">Type and objective: </w:t>
       </w:r>
       <w:r>
-        <w:t>Unsupervised anomaly detection; score order value conditional on basket size and item-price composition.</w:t>
-      </w:r>
-    </w:p>
-    <w:p>
+        <w:t>Unsupervised anomaly detection; score order value conditional on basket size and item-price composition</w:t>
+      </w:r>
+      <w:r>
+        <w:t xml:space="preserve"> (Chandola, Banerjee &amp; Kumar 2009)</w:t>
+      </w:r>
+    </w:p>
+    <w:p>
+      <w:pPr>
+        <w:jc w:val="both"/>
+      </w:pPr>
       <w:r>
         <w:rPr>
           <w:b/>
@@ -5022,6 +5984,9 @@
       </w:r>
     </w:p>
     <w:p>
+      <w:pPr>
+        <w:jc w:val="both"/>
+      </w:pPr>
       <w:r>
         <w:rPr>
           <w:b/>
@@ -5041,6 +6006,9 @@
       </w:r>
     </w:p>
     <w:p>
+      <w:pPr>
+        <w:jc w:val="both"/>
+      </w:pPr>
       <w:r>
         <w:rPr>
           <w:b/>
@@ -5058,6 +6026,7 @@
       <w:pPr>
         <w:pStyle w:val="Heading2"/>
         <w:spacing w:before="140" w:after="40"/>
+        <w:jc w:val="both"/>
         <w:rPr>
           <w:sz w:val="24"/>
           <w:szCs w:val="24"/>
@@ -5086,6 +6055,9 @@
       </w:r>
     </w:p>
     <w:p>
+      <w:pPr>
+        <w:jc w:val="both"/>
+      </w:pPr>
       <w:r>
         <w:rPr>
           <w:b/>
@@ -5097,6 +6069,9 @@
       </w:r>
     </w:p>
     <w:p>
+      <w:pPr>
+        <w:jc w:val="both"/>
+      </w:pPr>
       <w:r>
         <w:rPr>
           <w:b/>
@@ -5108,6 +6083,9 @@
       </w:r>
     </w:p>
     <w:p>
+      <w:pPr>
+        <w:jc w:val="both"/>
+      </w:pPr>
       <w:r>
         <w:rPr>
           <w:b/>
@@ -5127,6 +6105,9 @@
       </w:r>
     </w:p>
     <w:p>
+      <w:pPr>
+        <w:jc w:val="both"/>
+      </w:pPr>
       <w:r>
         <w:rPr>
           <w:b/>
@@ -5138,6 +6119,9 @@
       </w:r>
     </w:p>
     <w:p>
+      <w:pPr>
+        <w:jc w:val="both"/>
+      </w:pPr>
       <w:r>
         <w:rPr>
           <w:b/>
@@ -5145,10 +6129,39 @@
         <w:t xml:space="preserve">Validation: </w:t>
       </w:r>
       <w:r>
-        <w:t>Rolling-origin validation using earlier months only; MAE and RMSE.</w:t>
-      </w:r>
-    </w:p>
-    <w:p>
+        <w:t xml:space="preserve">Rolling-origin validation using earlier months only to preserve temporal ordering; MAE and RMSE </w:t>
+      </w:r>
+      <w:r>
+        <w:rPr>
+          <w:rStyle w:val="Strong"/>
+          <w:b w:val="0"/>
+          <w:bCs w:val="0"/>
+        </w:rPr>
+        <w:t xml:space="preserve">(Cerqueira, </w:t>
+      </w:r>
+      <w:proofErr w:type="spellStart"/>
+      <w:r>
+        <w:rPr>
+          <w:rStyle w:val="Strong"/>
+          <w:b w:val="0"/>
+          <w:bCs w:val="0"/>
+        </w:rPr>
+        <w:t>Torgo</w:t>
+      </w:r>
+      <w:proofErr w:type="spellEnd"/>
+      <w:r>
+        <w:rPr>
+          <w:rStyle w:val="Strong"/>
+          <w:b w:val="0"/>
+          <w:bCs w:val="0"/>
+        </w:rPr>
+        <w:t xml:space="preserve"> &amp; Mozetič 2020).</w:t>
+      </w:r>
+    </w:p>
+    <w:p>
+      <w:pPr>
+        <w:jc w:val="both"/>
+      </w:pPr>
       <w:r>
         <w:rPr>
           <w:b/>
@@ -5171,6 +6184,7 @@
       <w:pPr>
         <w:pStyle w:val="Heading2"/>
         <w:spacing w:before="100" w:after="40"/>
+        <w:jc w:val="both"/>
         <w:rPr>
           <w:sz w:val="24"/>
           <w:szCs w:val="24"/>
@@ -5199,6 +6213,9 @@
       </w:r>
     </w:p>
     <w:p>
+      <w:pPr>
+        <w:jc w:val="both"/>
+      </w:pPr>
       <w:r>
         <w:rPr>
           <w:b/>
@@ -5210,6 +6227,9 @@
       </w:r>
     </w:p>
     <w:p>
+      <w:pPr>
+        <w:jc w:val="both"/>
+      </w:pPr>
       <w:r>
         <w:rPr>
           <w:b/>
@@ -5221,6 +6241,9 @@
       </w:r>
     </w:p>
     <w:p>
+      <w:pPr>
+        <w:jc w:val="both"/>
+      </w:pPr>
       <w:r>
         <w:rPr>
           <w:b/>
@@ -5240,6 +6263,9 @@
       </w:r>
     </w:p>
     <w:p>
+      <w:pPr>
+        <w:jc w:val="both"/>
+      </w:pPr>
       <w:r>
         <w:rPr>
           <w:b/>
@@ -5251,17 +6277,77 @@
       </w:r>
     </w:p>
     <w:p>
-      <w:r>
+      <w:pPr>
+        <w:jc w:val="both"/>
         <w:rPr>
           <w:b/>
         </w:rPr>
+      </w:pPr>
+      <w:r>
+        <w:rPr>
+          <w:b/>
+        </w:rPr>
         <w:t xml:space="preserve">Validation: </w:t>
       </w:r>
       <w:r>
-        <w:t>Chronological 70/15/15 split; PR-AUC, recall at alert capacity and calibration.</w:t>
-      </w:r>
-    </w:p>
-    <w:p>
+        <w:t xml:space="preserve">Chronological 70/15/15 split; PR-AUC, recall at alert capacity and calibration </w:t>
+      </w:r>
+      <w:r>
+        <w:rPr>
+          <w:rStyle w:val="Strong"/>
+          <w:b w:val="0"/>
+          <w:bCs w:val="0"/>
+        </w:rPr>
+        <w:t xml:space="preserve">(Saito &amp; </w:t>
+      </w:r>
+      <w:proofErr w:type="spellStart"/>
+      <w:r>
+        <w:rPr>
+          <w:rStyle w:val="Strong"/>
+          <w:b w:val="0"/>
+          <w:bCs w:val="0"/>
+        </w:rPr>
+        <w:t>Rehmsmeier</w:t>
+      </w:r>
+      <w:proofErr w:type="spellEnd"/>
+      <w:r>
+        <w:rPr>
+          <w:rStyle w:val="Strong"/>
+          <w:b w:val="0"/>
+          <w:bCs w:val="0"/>
+        </w:rPr>
+        <w:t xml:space="preserve"> 2015; Cerqueira, </w:t>
+      </w:r>
+      <w:proofErr w:type="spellStart"/>
+      <w:r>
+        <w:rPr>
+          <w:rStyle w:val="Strong"/>
+          <w:b w:val="0"/>
+          <w:bCs w:val="0"/>
+        </w:rPr>
+        <w:t>Torgo</w:t>
+      </w:r>
+      <w:proofErr w:type="spellEnd"/>
+      <w:r>
+        <w:rPr>
+          <w:rStyle w:val="Strong"/>
+          <w:b w:val="0"/>
+          <w:bCs w:val="0"/>
+        </w:rPr>
+        <w:t xml:space="preserve"> &amp; Mozetič 2020).</w:t>
+      </w:r>
+      <w:r>
+        <w:rPr>
+          <w:b/>
+          <w:bCs/>
+        </w:rPr>
+        <w:t xml:space="preserve"> </w:t>
+      </w:r>
+    </w:p>
+    <w:p>
+      <w:pPr>
+        <w:jc w:val="both"/>
+      </w:pPr>
       <w:r>
         <w:rPr>
           <w:b/>
@@ -5276,6 +6362,7 @@
       <w:pPr>
         <w:pStyle w:val="Heading2"/>
         <w:spacing w:before="100" w:after="40"/>
+        <w:jc w:val="both"/>
         <w:rPr>
           <w:sz w:val="24"/>
           <w:szCs w:val="24"/>
@@ -5304,6 +6391,9 @@
       </w:r>
     </w:p>
     <w:p>
+      <w:pPr>
+        <w:jc w:val="both"/>
+      </w:pPr>
       <w:r>
         <w:rPr>
           <w:b/>
@@ -5315,6 +6405,9 @@
       </w:r>
     </w:p>
     <w:p>
+      <w:pPr>
+        <w:jc w:val="both"/>
+      </w:pPr>
       <w:r>
         <w:rPr>
           <w:b/>
@@ -5334,6 +6427,9 @@
       </w:r>
     </w:p>
     <w:p>
+      <w:pPr>
+        <w:jc w:val="both"/>
+      </w:pPr>
       <w:r>
         <w:rPr>
           <w:b/>
@@ -5345,6 +6441,9 @@
       </w:r>
     </w:p>
     <w:p>
+      <w:pPr>
+        <w:jc w:val="both"/>
+      </w:pPr>
       <w:r>
         <w:rPr>
           <w:b/>
@@ -5356,17 +6455,50 @@
       </w:r>
     </w:p>
     <w:p>
+      <w:pPr>
+        <w:jc w:val="both"/>
+      </w:pPr>
       <w:r>
         <w:rPr>
           <w:b/>
         </w:rPr>
+        <w:lastRenderedPageBreak/>
         <w:t xml:space="preserve">Validation: </w:t>
       </w:r>
       <w:r>
-        <w:t>Rolling-origin holdout; PR-AUC, capacity-based recall/precision and calibration.</w:t>
-      </w:r>
-    </w:p>
-    <w:p>
+        <w:t xml:space="preserve">Rolling-origin holdout; PR-AUC, capacity-based recall/precision and calibration </w:t>
+      </w:r>
+      <w:r>
+        <w:rPr>
+          <w:rStyle w:val="Strong"/>
+          <w:b w:val="0"/>
+          <w:bCs w:val="0"/>
+        </w:rPr>
+        <w:t xml:space="preserve">(Saito &amp; </w:t>
+      </w:r>
+      <w:proofErr w:type="spellStart"/>
+      <w:r>
+        <w:rPr>
+          <w:rStyle w:val="Strong"/>
+          <w:b w:val="0"/>
+          <w:bCs w:val="0"/>
+        </w:rPr>
+        <w:t>Rehmsmeier</w:t>
+      </w:r>
+      <w:proofErr w:type="spellEnd"/>
+      <w:r>
+        <w:rPr>
+          <w:rStyle w:val="Strong"/>
+          <w:b w:val="0"/>
+          <w:bCs w:val="0"/>
+        </w:rPr>
+        <w:t xml:space="preserve"> 2015).</w:t>
+      </w:r>
+    </w:p>
+    <w:p>
+      <w:pPr>
+        <w:jc w:val="both"/>
+      </w:pPr>
       <w:r>
         <w:rPr>
           <w:b/>
@@ -5374,13 +6506,25 @@
         <w:t xml:space="preserve">Risks: </w:t>
       </w:r>
       <w:r>
-        <w:t>Exclude review text/rating/helpful votes. Reviewer selection causes bias; monitor subgroup calibration and intervention burden.</w:t>
+        <w:t xml:space="preserve">Exclude review text/rating/helpful votes. Reviewer selection may introduce self-selection bias </w:t>
+      </w:r>
+      <w:r>
+        <w:rPr>
+          <w:rStyle w:val="Strong"/>
+          <w:b w:val="0"/>
+          <w:bCs w:val="0"/>
+        </w:rPr>
+        <w:t>(Li &amp; Hitt 2008)</w:t>
+      </w:r>
+      <w:r>
+        <w:t>; monitor subgroup calibration and intervention burden.</w:t>
       </w:r>
     </w:p>
     <w:p>
       <w:pPr>
         <w:pStyle w:val="Heading2"/>
         <w:spacing w:before="100" w:after="40"/>
+        <w:jc w:val="both"/>
         <w:rPr>
           <w:sz w:val="24"/>
           <w:szCs w:val="24"/>
@@ -5391,7 +6535,6 @@
           <w:sz w:val="24"/>
           <w:szCs w:val="24"/>
         </w:rPr>
-        <w:lastRenderedPageBreak/>
         <w:t>Q</w:t>
       </w:r>
       <w:r>
@@ -5410,6 +6553,9 @@
       </w:r>
     </w:p>
     <w:p>
+      <w:pPr>
+        <w:jc w:val="both"/>
+      </w:pPr>
       <w:r>
         <w:rPr>
           <w:b/>
@@ -5421,6 +6567,9 @@
       </w:r>
     </w:p>
     <w:p>
+      <w:pPr>
+        <w:jc w:val="both"/>
+      </w:pPr>
       <w:r>
         <w:rPr>
           <w:b/>
@@ -5432,6 +6581,9 @@
       </w:r>
     </w:p>
     <w:p>
+      <w:pPr>
+        <w:jc w:val="both"/>
+      </w:pPr>
       <w:r>
         <w:rPr>
           <w:b/>
@@ -5443,6 +6595,9 @@
       </w:r>
     </w:p>
     <w:p>
+      <w:pPr>
+        <w:jc w:val="both"/>
+      </w:pPr>
       <w:r>
         <w:rPr>
           <w:b/>
@@ -5462,6 +6617,9 @@
       </w:r>
     </w:p>
     <w:p>
+      <w:pPr>
+        <w:jc w:val="both"/>
+      </w:pPr>
       <w:r>
         <w:rPr>
           <w:b/>
@@ -5473,6 +6631,9 @@
       </w:r>
     </w:p>
     <w:p>
+      <w:pPr>
+        <w:jc w:val="both"/>
+      </w:pPr>
       <w:r>
         <w:rPr>
           <w:b/>
@@ -5480,19 +6641,18 @@
         <w:t xml:space="preserve">Risks: </w:t>
       </w:r>
       <w:r>
-        <w:t xml:space="preserve">Sparse histories and scaling may dominate; language can proxy demographics. Treat clusters as descriptive and </w:t>
-      </w:r>
-      <w:r>
-        <w:t>human reviewed</w:t>
-      </w:r>
-      <w:r>
-        <w:t>.</w:t>
-      </w:r>
-    </w:p>
-    <w:p/>
+        <w:t>Sparse histories and scaling may dominate; language can proxy demographics. Treat clusters as descriptive and human reviewed.</w:t>
+      </w:r>
+    </w:p>
+    <w:p>
+      <w:pPr>
+        <w:jc w:val="both"/>
+      </w:pPr>
+    </w:p>
     <w:p>
       <w:pPr>
         <w:pStyle w:val="Heading1"/>
+        <w:jc w:val="both"/>
       </w:pPr>
       <w:bookmarkStart w:id="11" w:name="_Toc239766924"/>
       <w:r>
@@ -5502,19 +6662,14 @@
         <w:t xml:space="preserve">. Limitations </w:t>
       </w:r>
       <w:r>
-        <w:t xml:space="preserve">and </w:t>
-      </w:r>
-      <w:r>
-        <w:t>recommended</w:t>
-      </w:r>
-      <w:r>
-        <w:t xml:space="preserve"> next steps</w:t>
+        <w:t>and recommended next steps</w:t>
       </w:r>
       <w:bookmarkEnd w:id="11"/>
     </w:p>
     <w:p>
       <w:pPr>
         <w:pStyle w:val="Heading2"/>
+        <w:jc w:val="both"/>
         <w:rPr>
           <w:sz w:val="24"/>
           <w:szCs w:val="24"/>
@@ -5530,18 +6685,48 @@
       </w:r>
     </w:p>
     <w:p>
+      <w:pPr>
+        <w:jc w:val="both"/>
+      </w:pPr>
       <w:r>
         <w:t>The results are descriptive and observational and therefore cannot establish that customer segment, carrier, service level, order value or product category causes an observed outcome. The canonical order data cover one historical order year (2018) and contain 5000 completed orders with corresponding delivered records; linked delivery and review activity may occur shortly after the end of the order year. Transactions not represented in the submitted canonical tables, such as abandoned, cancelled or returned activity, cannot be analysed, so the data do not capture the retailer's complete demand and post-purchase funnel. Carrier and service-level comparisons are also unadjusted for factors such as route, warehouse, season and product mix.</w:t>
       </w:r>
     </w:p>
     <w:p>
+      <w:pPr>
+        <w:jc w:val="both"/>
+      </w:pPr>
       <w:r>
         <w:t>The temporal analysis is further limited by the single historical order year. Consequently, the segment-specific monthly revenue peaks in Figure 4 may reflect one-off promotions, holidays or random variation rather than recurring seasonal patterns. The analysis cannot establish that the same timing differences will persist in future years, so they should not be used alone for long-term forecasting or campaign scheduling. Additional years of customer-order data would be needed to assess whether these patterns are persistent. The current results are therefore most appropriately treated as descriptive evidence for further investigation of segment-specific timing strategies.</w:t>
       </w:r>
     </w:p>
     <w:p>
-      <w:r>
-        <w:t xml:space="preserve">Delivery comparisons are uncertain because only 196 of 5000 deliveries were late, with just five to nine late events in some Express-by-value cells. Review analyses represent submitted reviewers rather than all purchasers or all 15711 purchased items, so self-selection may bias comparisons. English reviews dominate (6,311/7000), while the 689 non-English reviews combine several languages and scripts, making raw character length imperfectly comparable across language groups. Helpful-vote counts also lack exposure-time information. In addition, </w:t>
+      <w:pPr>
+        <w:jc w:val="both"/>
+      </w:pPr>
+      <w:r>
+        <w:t xml:space="preserve">Delivery comparisons are uncertain because only 196 of 5000 deliveries were late, with just five to nine late events in some Express-by-value cells. </w:t>
+      </w:r>
+      <w:r>
+        <w:t xml:space="preserve">Review analyses represent submitted reviewers rather than all purchasers or all 15711 purchased items, so self-selection may bias comparisons </w:t>
+      </w:r>
+      <w:r>
+        <w:rPr>
+          <w:rStyle w:val="Strong"/>
+          <w:b w:val="0"/>
+          <w:bCs w:val="0"/>
+        </w:rPr>
+        <w:t>(Li &amp; Hitt 2008).</w:t>
+      </w:r>
+      <w:r>
+        <w:rPr>
+          <w:b/>
+          <w:bCs/>
+        </w:rPr>
+        <w:t xml:space="preserve"> </w:t>
+      </w:r>
+      <w:r>
+        <w:t xml:space="preserve">English reviews dominate (6311/7000), while the 689 non-English reviews combine several languages and scripts, making raw character length imperfectly comparable across language groups. Helpful-vote counts also lack exposure-time information. In addition, </w:t>
       </w:r>
       <w:proofErr w:type="spellStart"/>
       <w:r>
@@ -5555,6 +6740,7 @@
     <w:p>
       <w:pPr>
         <w:pStyle w:val="Heading2"/>
+        <w:jc w:val="both"/>
         <w:rPr>
           <w:sz w:val="24"/>
           <w:szCs w:val="24"/>
@@ -5571,54 +6757,63 @@
     <w:bookmarkEnd w:id="12"/>
     <w:p>
       <w:pPr>
-        <w:rPr>
-          <w:rFonts w:cstheme="minorBidi"/>
-          <w:b/>
-          <w:bCs/>
-          <w:color w:val="000000"/>
+        <w:jc w:val="both"/>
+        <w:rPr>
           <w:sz w:val="28"/>
           <w:szCs w:val="28"/>
+        </w:rPr>
+      </w:pPr>
+      <w:r>
+        <w:t xml:space="preserve">These limitations indicate several priorities for future analysis. Because high-value orders may reflect legitimate differences in product category and basket composition, future high-value order-review benchmarks should account for category and basket characteristics rather than relying on a single universal threshold. Similarly, carrier and service-level comparisons should be conducted within more comparable operational contexts, including route, warehouse and service mix, with uncertainty reported given the relatively small number of late deliveries. Finally, additional historical </w:t>
+      </w:r>
+      <w:r>
+        <w:lastRenderedPageBreak/>
+        <w:t>periods and more complete review-eligibility and exposure information would support more robust evaluation before operational deployment of revenue, delivery or review models, particularly for assessing whether temporal patterns persist and for reducing bias arising from review selection and unequal exposure.</w:t>
+      </w:r>
+      <w:bookmarkStart w:id="13" w:name="_Toc239766925"/>
+    </w:p>
+    <w:p>
+      <w:pPr>
+        <w:pStyle w:val="Heading1"/>
+        <w:jc w:val="both"/>
+      </w:pPr>
+    </w:p>
+    <w:p>
+      <w:pPr>
+        <w:pStyle w:val="Heading1"/>
+        <w:jc w:val="both"/>
+        <w:rPr>
+          <w:rFonts w:cstheme="minorBidi"/>
+          <w:color w:val="000000"/>
           <w:lang w:val="en-US" w:eastAsia="en-US"/>
         </w:rPr>
       </w:pPr>
       <w:r>
-        <w:t>These limitations indicate several priorities for future analysis. Because high-value orders may reflect legitimate differences in product category and basket composition, future high-value order-review benchmarks should account for category and basket characteristics rather than relying on a single universal threshold. Similarly, carrier and service-level comparisons should be conducted within more comparable operational contexts, including route, warehouse and service mix, with uncertainty reported given the relatively small number of late deliveries. Finally, additional historical periods and more complete review-eligibility and exposure information would support more robust evaluation before operational deployment of revenue, delivery or review models, particularly for assessing whether temporal patterns persist and for reducing bias arising from review selection and unequal exposure.</w:t>
-      </w:r>
-      <w:r>
-        <w:rPr>
-          <w:sz w:val="28"/>
-          <w:szCs w:val="28"/>
-        </w:rPr>
+        <w:t>Conclusion</w:t>
+      </w:r>
+      <w:bookmarkEnd w:id="13"/>
+    </w:p>
+    <w:p>
+      <w:pPr>
+        <w:jc w:val="both"/>
+      </w:pPr>
+      <w:r>
+        <w:t>The relational EDA identifies three principal themes. First, order value is positively associated with basket size, while customer-segment medians differ only modestly. Second, late delivery is uncommon and observed service-level differences are small relative to subgroup uncertainty, suggesting that any operational intervention should rely on calibrated, capacity-aware risk estimates rather than simple rules. Third, review behaviour varies by rating and language, while mean ratings differ across product categories; however, reviewer selection, exposure and product mix limit interpretation and prevent causal conclusions. Overall, the evidence supports targeted follow-up analyses and five candidate machine-learning questions, provided future work uses chronological validation, decision-time predictors, leakage controls, subgroup evaluation and human oversight. No model was trained in this assessment.</w:t>
+      </w:r>
+    </w:p>
+    <w:p>
+      <w:pPr>
+        <w:spacing w:after="200" w:line="276" w:lineRule="auto"/>
+        <w:jc w:val="both"/>
+      </w:pPr>
+      <w:r>
         <w:br w:type="page"/>
       </w:r>
     </w:p>
     <w:p>
       <w:pPr>
         <w:pStyle w:val="Heading1"/>
-      </w:pPr>
-      <w:bookmarkStart w:id="13" w:name="_Toc239766925"/>
-      <w:r>
-        <w:lastRenderedPageBreak/>
-        <w:t>Conclusion</w:t>
-      </w:r>
-      <w:bookmarkEnd w:id="13"/>
-    </w:p>
-    <w:p>
-      <w:r>
-        <w:t>The relational EDA identifies three principal themes. First, order value is positively associated with basket size, while customer-segment medians differ only modestly. Second, late delivery is uncommon and observed service-level differences are small relative to subgroup uncertainty, suggesting that any operational intervention should rely on calibrated, capacity-aware risk estimates rather than simple rules. Third, review behaviour varies by rating and language, while mean ratings differ across product categories; however, reviewer selection, exposure and product mix limit interpretation and prevent causal conclusions. Overall, the evidence supports targeted follow-up analyses and five candidate machine-learning questions, provided future work uses chronological validation, decision-time predictors, leakage controls, subgroup evaluation and human oversight. No model was trained in this assessment.</w:t>
-      </w:r>
-    </w:p>
-    <w:p>
-      <w:pPr>
-        <w:spacing w:after="200" w:line="276" w:lineRule="auto"/>
-      </w:pPr>
-      <w:r>
-        <w:br w:type="page"/>
-      </w:r>
-    </w:p>
-    <w:p>
-      <w:pPr>
-        <w:pStyle w:val="Heading1"/>
+        <w:jc w:val="both"/>
       </w:pPr>
       <w:bookmarkStart w:id="14" w:name="_Toc239766926"/>
       <w:r>
@@ -5627,9 +6822,145 @@
       </w:r>
       <w:bookmarkEnd w:id="14"/>
     </w:p>
+    <w:p>
+      <w:pPr>
+        <w:ind w:firstLine="720"/>
+        <w:jc w:val="both"/>
+      </w:pPr>
+      <w:r>
+        <w:t xml:space="preserve">Cerqueira, V., Torgo, L., &amp; Mozetič, I. (2020). Evaluating time series forecasting models: An empirical study on performance estimation methods. </w:t>
+      </w:r>
+      <w:r>
+        <w:rPr>
+          <w:rStyle w:val="Emphasis"/>
+        </w:rPr>
+        <w:t>Machine Learning, 109</w:t>
+      </w:r>
+      <w:r>
+        <w:t xml:space="preserve">, 1997–2028. https://doi.org/10.1007/s10994-020-05910-7 </w:t>
+      </w:r>
+    </w:p>
+    <w:p>
+      <w:pPr>
+        <w:ind w:firstLine="720"/>
+        <w:jc w:val="both"/>
+      </w:pPr>
+      <w:r>
+        <w:t xml:space="preserve">Chandola, V., Banerjee, A., &amp; Kumar, V. (2009). Anomaly detection: A survey. </w:t>
+      </w:r>
+      <w:r>
+        <w:rPr>
+          <w:rStyle w:val="Emphasis"/>
+        </w:rPr>
+        <w:t>ACM Computing Surveys, 41</w:t>
+      </w:r>
+      <w:r>
+        <w:t xml:space="preserve">(3), Article 15. </w:t>
+      </w:r>
+      <w:hyperlink r:id="rId21" w:tgtFrame="_new" w:history="1">
+        <w:r>
+          <w:rPr>
+            <w:rStyle w:val="Hyperlink"/>
+          </w:rPr>
+          <w:t>https://doi.org/10.1145/1541880.1541882</w:t>
+        </w:r>
+      </w:hyperlink>
+    </w:p>
+    <w:p>
+      <w:pPr>
+        <w:ind w:firstLine="720"/>
+        <w:jc w:val="both"/>
+      </w:pPr>
+      <w:r>
+        <w:t xml:space="preserve">He, H., &amp; Garcia, E. A. (2009). Learning from imbalanced data. </w:t>
+      </w:r>
+      <w:r>
+        <w:rPr>
+          <w:rStyle w:val="Emphasis"/>
+        </w:rPr>
+        <w:t>IEEE Transactions on Knowledge and Data Engineering, 21</w:t>
+      </w:r>
+      <w:r>
+        <w:t xml:space="preserve">(9), 1263–1284. </w:t>
+      </w:r>
+      <w:hyperlink r:id="rId22" w:tgtFrame="_new" w:history="1">
+        <w:r>
+          <w:rPr>
+            <w:rStyle w:val="Hyperlink"/>
+          </w:rPr>
+          <w:t>https://doi.org/10.1109/TKDE.2008.239</w:t>
+        </w:r>
+      </w:hyperlink>
+    </w:p>
+    <w:p>
+      <w:pPr>
+        <w:ind w:firstLine="720"/>
+        <w:jc w:val="both"/>
+      </w:pPr>
+      <w:r>
+        <w:t xml:space="preserve">Li, X., &amp; Hitt, L. M. (2008). Self-selection and information role of online product reviews. </w:t>
+      </w:r>
+      <w:r>
+        <w:rPr>
+          <w:rStyle w:val="Emphasis"/>
+        </w:rPr>
+        <w:t>Information Systems Research, 19</w:t>
+      </w:r>
+      <w:r>
+        <w:t xml:space="preserve">(4), 456–474. </w:t>
+      </w:r>
+      <w:hyperlink r:id="rId23" w:tgtFrame="_new" w:history="1">
+        <w:r>
+          <w:rPr>
+            <w:rStyle w:val="Hyperlink"/>
+          </w:rPr>
+          <w:t>https://doi.org/10.1287/isre.1070.0154</w:t>
+        </w:r>
+      </w:hyperlink>
+    </w:p>
+    <w:p>
+      <w:pPr>
+        <w:ind w:firstLine="720"/>
+        <w:jc w:val="both"/>
+      </w:pPr>
+      <w:r>
+        <w:t xml:space="preserve">Saito, T., &amp; </w:t>
+      </w:r>
+      <w:proofErr w:type="spellStart"/>
+      <w:r>
+        <w:t>Rehmsmeier</w:t>
+      </w:r>
+      <w:proofErr w:type="spellEnd"/>
+      <w:r>
+        <w:t xml:space="preserve">, M. (2015). The precision-recall plot is more informative than the ROC plot when evaluating binary classifiers on imbalanced datasets. </w:t>
+      </w:r>
+      <w:r>
+        <w:rPr>
+          <w:rStyle w:val="Emphasis"/>
+        </w:rPr>
+        <w:t>PLOS ONE, 10</w:t>
+      </w:r>
+      <w:r>
+        <w:t xml:space="preserve">(3), e0118432. </w:t>
+      </w:r>
+      <w:hyperlink r:id="rId24" w:tgtFrame="_new" w:history="1">
+        <w:r>
+          <w:rPr>
+            <w:rStyle w:val="Hyperlink"/>
+          </w:rPr>
+          <w:t>https://doi.org/10.1371/journal.pone.0118432</w:t>
+        </w:r>
+      </w:hyperlink>
+    </w:p>
+    <w:p>
+      <w:pPr>
+        <w:pStyle w:val="Heading1"/>
+        <w:jc w:val="both"/>
+      </w:pPr>
+    </w:p>
     <w:sectPr>
-      <w:headerReference w:type="default" r:id="rId21"/>
-      <w:footerReference w:type="default" r:id="rId22"/>
+      <w:headerReference w:type="default" r:id="rId25"/>
+      <w:footerReference w:type="default" r:id="rId26"/>
       <w:pgSz w:w="11906" w:h="16838"/>
       <w:pgMar w:top="1020" w:right="1077" w:bottom="1020" w:left="1077" w:header="454" w:footer="454" w:gutter="0"/>
       <w:pgNumType w:start="1"/>
@@ -17575,7 +18906,6 @@
     <w:name w:val="Normal (Web)"/>
     <w:basedOn w:val="Normal"/>
     <w:uiPriority w:val="99"/>
-    <w:semiHidden/>
     <w:unhideWhenUsed/>
     <w:rsid w:val="00C14714"/>
     <w:pPr>
